--- a/publish.docx
+++ b/publish.docx
@@ -19,6 +19,7 @@
         </w:rPr>
         <w:t xml:space="preserve">I'll prepare a release-ready GitHub repo in the </w:t>
       </w:r>
+      <w:proofErr w:type="spellStart"/>
       <w:r>
         <w:rPr>
           <w:rFonts w:ascii="Courier New" w:eastAsia="Times New Roman" w:hAnsi="Courier New" w:cs="Courier New"/>
@@ -29,6 +30,7 @@
         </w:rPr>
         <w:t>github</w:t>
       </w:r>
+      <w:proofErr w:type="spellEnd"/>
       <w:r>
         <w:rPr>
           <w:rFonts w:ascii="Times New Roman" w:eastAsia="Times New Roman" w:hAnsi="Times New Roman" w:cs="Times New Roman"/>
@@ -89,7 +91,53 @@
           <w:kern w:val="0"/>
           <w14:ligatures w14:val="none"/>
         </w:rPr>
-        <w:t>Now I'll write the release README, LICENSE, requirements, .gitignore, CITATION, and one-click publish scripts.</w:t>
+        <w:t>Now I'll write the release README, LICENSE, requirements</w:t>
+      </w:r>
+      <w:proofErr w:type="gramStart"/>
+      <w:r>
+        <w:rPr>
+          <w:rFonts w:ascii="Times New Roman" w:eastAsia="Times New Roman" w:hAnsi="Times New Roman" w:cs="Times New Roman"/>
+          <w:kern w:val="0"/>
+          <w14:ligatures w14:val="none"/>
+        </w:rPr>
+        <w:t>, .</w:t>
+      </w:r>
+      <w:proofErr w:type="spellStart"/>
+      <w:r>
+        <w:rPr>
+          <w:rFonts w:ascii="Times New Roman" w:eastAsia="Times New Roman" w:hAnsi="Times New Roman" w:cs="Times New Roman"/>
+          <w:kern w:val="0"/>
+          <w14:ligatures w14:val="none"/>
+        </w:rPr>
+        <w:t>gitignore</w:t>
+      </w:r>
+      <w:proofErr w:type="spellEnd"/>
+      <w:proofErr w:type="gramEnd"/>
+      <w:r>
+        <w:rPr>
+          <w:rFonts w:ascii="Times New Roman" w:eastAsia="Times New Roman" w:hAnsi="Times New Roman" w:cs="Times New Roman"/>
+          <w:kern w:val="0"/>
+          <w14:ligatures w14:val="none"/>
+        </w:rPr>
+        <w:t xml:space="preserve">, CITATION, and one-click </w:t>
+      </w:r>
+      <w:proofErr w:type="gramStart"/>
+      <w:r>
+        <w:rPr>
+          <w:rFonts w:ascii="Times New Roman" w:eastAsia="Times New Roman" w:hAnsi="Times New Roman" w:cs="Times New Roman"/>
+          <w:kern w:val="0"/>
+          <w14:ligatures w14:val="none"/>
+        </w:rPr>
+        <w:t>publish</w:t>
+      </w:r>
+      <w:proofErr w:type="gramEnd"/>
+      <w:r>
+        <w:rPr>
+          <w:rFonts w:ascii="Times New Roman" w:eastAsia="Times New Roman" w:hAnsi="Times New Roman" w:cs="Times New Roman"/>
+          <w:kern w:val="0"/>
+          <w14:ligatures w14:val="none"/>
+        </w:rPr>
+        <w:t xml:space="preserve"> scripts.</w:t>
       </w:r>
     </w:p>
     <w:p>
@@ -109,6 +157,7 @@
         </w:rPr>
         <w:t xml:space="preserve">Now the one-click publish scripts (robust: uses </w:t>
       </w:r>
+      <w:proofErr w:type="spellStart"/>
       <w:r>
         <w:rPr>
           <w:rFonts w:ascii="Courier New" w:eastAsia="Times New Roman" w:hAnsi="Courier New" w:cs="Courier New"/>
@@ -119,6 +168,7 @@
         </w:rPr>
         <w:t>gh</w:t>
       </w:r>
+      <w:proofErr w:type="spellEnd"/>
       <w:r>
         <w:rPr>
           <w:rFonts w:ascii="Times New Roman" w:eastAsia="Times New Roman" w:hAnsi="Times New Roman" w:cs="Times New Roman"/>
@@ -155,13 +205,23 @@
           <w14:ligatures w14:val="none"/>
         </w:rPr>
       </w:pPr>
-      <w:r>
-        <w:rPr>
-          <w:rFonts w:ascii="Times New Roman" w:eastAsia="Times New Roman" w:hAnsi="Times New Roman" w:cs="Times New Roman"/>
-          <w:kern w:val="0"/>
-          <w14:ligatures w14:val="none"/>
-        </w:rPr>
-        <w:t>Now initialize git in the folder, commit, and verify the tree is clean and secrets are excluded.</w:t>
+      <w:proofErr w:type="gramStart"/>
+      <w:r>
+        <w:rPr>
+          <w:rFonts w:ascii="Times New Roman" w:eastAsia="Times New Roman" w:hAnsi="Times New Roman" w:cs="Times New Roman"/>
+          <w:kern w:val="0"/>
+          <w14:ligatures w14:val="none"/>
+        </w:rPr>
+        <w:t>Now</w:t>
+      </w:r>
+      <w:proofErr w:type="gramEnd"/>
+      <w:r>
+        <w:rPr>
+          <w:rFonts w:ascii="Times New Roman" w:eastAsia="Times New Roman" w:hAnsi="Times New Roman" w:cs="Times New Roman"/>
+          <w:kern w:val="0"/>
+          <w14:ligatures w14:val="none"/>
+        </w:rPr>
+        <w:t xml:space="preserve"> initialize git in the folder, commit, and verify the tree is clean and secrets are excluded.</w:t>
       </w:r>
     </w:p>
     <w:p>
@@ -197,7 +257,27 @@
           <w:kern w:val="0"/>
           <w14:ligatures w14:val="none"/>
         </w:rPr>
-        <w:t>. Let me add the safe.directory exception and retry.</w:t>
+        <w:t xml:space="preserve">. Let me add the </w:t>
+      </w:r>
+      <w:proofErr w:type="spellStart"/>
+      <w:proofErr w:type="gramStart"/>
+      <w:r>
+        <w:rPr>
+          <w:rFonts w:ascii="Times New Roman" w:eastAsia="Times New Roman" w:hAnsi="Times New Roman" w:cs="Times New Roman"/>
+          <w:kern w:val="0"/>
+          <w14:ligatures w14:val="none"/>
+        </w:rPr>
+        <w:t>safe.directory</w:t>
+      </w:r>
+      <w:proofErr w:type="spellEnd"/>
+      <w:proofErr w:type="gramEnd"/>
+      <w:r>
+        <w:rPr>
+          <w:rFonts w:ascii="Times New Roman" w:eastAsia="Times New Roman" w:hAnsi="Times New Roman" w:cs="Times New Roman"/>
+          <w:kern w:val="0"/>
+          <w14:ligatures w14:val="none"/>
+        </w:rPr>
+        <w:t xml:space="preserve"> exception and retry.</w:t>
       </w:r>
     </w:p>
     <w:p>
@@ -225,8 +305,20 @@
           <w:szCs w:val="20"/>
           <w14:ligatures w14:val="none"/>
         </w:rPr>
-        <w:t>git add</w:t>
-      </w:r>
+        <w:t xml:space="preserve">git </w:t>
+      </w:r>
+      <w:proofErr w:type="gramStart"/>
+      <w:r>
+        <w:rPr>
+          <w:rFonts w:ascii="Courier New" w:eastAsia="Times New Roman" w:hAnsi="Courier New" w:cs="Courier New"/>
+          <w:kern w:val="0"/>
+          <w:sz w:val="20"/>
+          <w:szCs w:val="20"/>
+          <w14:ligatures w14:val="none"/>
+        </w:rPr>
+        <w:t>add</w:t>
+      </w:r>
+      <w:proofErr w:type="gramEnd"/>
       <w:r>
         <w:rPr>
           <w:rFonts w:ascii="Times New Roman" w:eastAsia="Times New Roman" w:hAnsi="Times New Roman" w:cs="Times New Roman"/>
@@ -305,7 +397,16 @@
           <w:kern w:val="0"/>
           <w14:ligatures w14:val="none"/>
         </w:rPr>
-        <w:t xml:space="preserve"> on this filesystem is massively inflated (it reported 144M for 2.5MB of figures earlier). Let me get the real byte count of </w:t>
+        <w:t xml:space="preserve"> on this filesystem is massively inflated (it reported 144M for 2.5MB of figures earlier). Let me get the real byte count </w:t>
+      </w:r>
+      <w:proofErr w:type="gramStart"/>
+      <w:r>
+        <w:rPr>
+          <w:rFonts w:ascii="Times New Roman" w:eastAsia="Times New Roman" w:hAnsi="Times New Roman" w:cs="Times New Roman"/>
+          <w:kern w:val="0"/>
+          <w14:ligatures w14:val="none"/>
+        </w:rPr>
+        <w:t xml:space="preserve">of </w:t>
       </w:r>
       <w:r>
         <w:rPr>
@@ -317,6 +418,7 @@
         </w:rPr>
         <w:t>.git</w:t>
       </w:r>
+      <w:proofErr w:type="gramEnd"/>
       <w:r>
         <w:rPr>
           <w:rFonts w:ascii="Times New Roman" w:eastAsia="Times New Roman" w:hAnsi="Times New Roman" w:cs="Times New Roman"/>
@@ -335,6 +437,7 @@
           <w14:ligatures w14:val="none"/>
         </w:rPr>
       </w:pPr>
+      <w:proofErr w:type="gramStart"/>
       <w:r>
         <w:rPr>
           <w:rFonts w:ascii="Times New Roman" w:eastAsia="Times New Roman" w:hAnsi="Times New Roman" w:cs="Times New Roman"/>
@@ -353,6 +456,7 @@
         </w:rPr>
         <w:t>.git</w:t>
       </w:r>
+      <w:proofErr w:type="gramEnd"/>
       <w:r>
         <w:rPr>
           <w:rFonts w:ascii="Times New Roman" w:eastAsia="Times New Roman" w:hAnsi="Times New Roman" w:cs="Times New Roman"/>
@@ -395,7 +499,25 @@
           <w:kern w:val="0"/>
           <w14:ligatures w14:val="none"/>
         </w:rPr>
-        <w:t xml:space="preserve"> inflation struck again — 2.7 GB reported vs 17.7 MB actual). The repo is release-ready. Final structure:</w:t>
+        <w:t xml:space="preserve"> inflation struck again — 2.7 GB reported vs 17.7 MB actual). The repo is </w:t>
+      </w:r>
+      <w:proofErr w:type="gramStart"/>
+      <w:r>
+        <w:rPr>
+          <w:rFonts w:ascii="Times New Roman" w:eastAsia="Times New Roman" w:hAnsi="Times New Roman" w:cs="Times New Roman"/>
+          <w:kern w:val="0"/>
+          <w14:ligatures w14:val="none"/>
+        </w:rPr>
+        <w:t>release-ready</w:t>
+      </w:r>
+      <w:proofErr w:type="gramEnd"/>
+      <w:r>
+        <w:rPr>
+          <w:rFonts w:ascii="Times New Roman" w:eastAsia="Times New Roman" w:hAnsi="Times New Roman" w:cs="Times New Roman"/>
+          <w:kern w:val="0"/>
+          <w14:ligatures w14:val="none"/>
+        </w:rPr>
+        <w:t>. Final structure:</w:t>
       </w:r>
     </w:p>
     <w:p>
@@ -423,7 +545,51 @@
           <w:szCs w:val="20"/>
           <w14:ligatures w14:val="none"/>
         </w:rPr>
-        <w:t>I:\Plasma immune atalas\github\</w:t>
+        <w:t xml:space="preserve">I:\Plasma immune </w:t>
+      </w:r>
+      <w:proofErr w:type="spellStart"/>
+      <w:r>
+        <w:rPr>
+          <w:rFonts w:ascii="Courier New" w:eastAsia="Times New Roman" w:hAnsi="Courier New" w:cs="Courier New"/>
+          <w:kern w:val="0"/>
+          <w:sz w:val="20"/>
+          <w:szCs w:val="20"/>
+          <w14:ligatures w14:val="none"/>
+        </w:rPr>
+        <w:t>atalas</w:t>
+      </w:r>
+      <w:proofErr w:type="spellEnd"/>
+      <w:r>
+        <w:rPr>
+          <w:rFonts w:ascii="Courier New" w:eastAsia="Times New Roman" w:hAnsi="Courier New" w:cs="Courier New"/>
+          <w:kern w:val="0"/>
+          <w:sz w:val="20"/>
+          <w:szCs w:val="20"/>
+          <w14:ligatures w14:val="none"/>
+        </w:rPr>
+        <w:t>\</w:t>
+      </w:r>
+      <w:proofErr w:type="spellStart"/>
+      <w:r>
+        <w:rPr>
+          <w:rFonts w:ascii="Courier New" w:eastAsia="Times New Roman" w:hAnsi="Courier New" w:cs="Courier New"/>
+          <w:kern w:val="0"/>
+          <w:sz w:val="20"/>
+          <w:szCs w:val="20"/>
+          <w14:ligatures w14:val="none"/>
+        </w:rPr>
+        <w:t>github</w:t>
+      </w:r>
+      <w:proofErr w:type="spellEnd"/>
+      <w:r>
+        <w:rPr>
+          <w:rFonts w:ascii="Courier New" w:eastAsia="Times New Roman" w:hAnsi="Courier New" w:cs="Courier New"/>
+          <w:kern w:val="0"/>
+          <w:sz w:val="20"/>
+          <w:szCs w:val="20"/>
+          <w14:ligatures w14:val="none"/>
+        </w:rPr>
+        <w:t>\</w:t>
       </w:r>
       <w:r>
         <w:rPr>
@@ -481,15 +647,27 @@
           <w14:ligatures w14:val="none"/>
         </w:rPr>
       </w:pPr>
-      <w:r>
-        <w:rPr>
-          <w:rFonts w:ascii="Courier New" w:eastAsia="Times New Roman" w:hAnsi="Courier New" w:cs="Courier New"/>
-          <w:kern w:val="0"/>
-          <w:sz w:val="20"/>
-          <w:szCs w:val="20"/>
-          <w14:ligatures w14:val="none"/>
-        </w:rPr>
-        <w:t>github/</w:t>
+      <w:proofErr w:type="spellStart"/>
+      <w:r>
+        <w:rPr>
+          <w:rFonts w:ascii="Courier New" w:eastAsia="Times New Roman" w:hAnsi="Courier New" w:cs="Courier New"/>
+          <w:kern w:val="0"/>
+          <w:sz w:val="20"/>
+          <w:szCs w:val="20"/>
+          <w14:ligatures w14:val="none"/>
+        </w:rPr>
+        <w:t>github</w:t>
+      </w:r>
+      <w:proofErr w:type="spellEnd"/>
+      <w:r>
+        <w:rPr>
+          <w:rFonts w:ascii="Courier New" w:eastAsia="Times New Roman" w:hAnsi="Courier New" w:cs="Courier New"/>
+          <w:kern w:val="0"/>
+          <w:sz w:val="20"/>
+          <w:szCs w:val="20"/>
+          <w14:ligatures w14:val="none"/>
+        </w:rPr>
+        <w:t>/</w:t>
       </w:r>
     </w:p>
     <w:p>
@@ -609,8 +787,20 @@
           <w:szCs w:val="20"/>
           <w14:ligatures w14:val="none"/>
         </w:rPr>
-        <w:t>├── CITATION.cff</w:t>
-      </w:r>
+        <w:t xml:space="preserve">├── </w:t>
+      </w:r>
+      <w:proofErr w:type="spellStart"/>
+      <w:r>
+        <w:rPr>
+          <w:rFonts w:ascii="Courier New" w:eastAsia="Times New Roman" w:hAnsi="Courier New" w:cs="Courier New"/>
+          <w:kern w:val="0"/>
+          <w:sz w:val="20"/>
+          <w:szCs w:val="20"/>
+          <w14:ligatures w14:val="none"/>
+        </w:rPr>
+        <w:t>CITATION.cff</w:t>
+      </w:r>
+      <w:proofErr w:type="spellEnd"/>
     </w:p>
     <w:p>
       <w:pPr>
@@ -689,8 +879,98 @@
           <w:szCs w:val="20"/>
           <w14:ligatures w14:val="none"/>
         </w:rPr>
-        <w:t>├── .gitignore             ← excludes .secrets/, tokens, raw sumstats, pkl</w:t>
-      </w:r>
+        <w:t>├─</w:t>
+      </w:r>
+      <w:proofErr w:type="gramStart"/>
+      <w:r>
+        <w:rPr>
+          <w:rFonts w:ascii="Courier New" w:eastAsia="Times New Roman" w:hAnsi="Courier New" w:cs="Courier New"/>
+          <w:kern w:val="0"/>
+          <w:sz w:val="20"/>
+          <w:szCs w:val="20"/>
+          <w14:ligatures w14:val="none"/>
+        </w:rPr>
+        <w:t>─ .</w:t>
+      </w:r>
+      <w:proofErr w:type="spellStart"/>
+      <w:r>
+        <w:rPr>
+          <w:rFonts w:ascii="Courier New" w:eastAsia="Times New Roman" w:hAnsi="Courier New" w:cs="Courier New"/>
+          <w:kern w:val="0"/>
+          <w:sz w:val="20"/>
+          <w:szCs w:val="20"/>
+          <w14:ligatures w14:val="none"/>
+        </w:rPr>
+        <w:t>gitignore</w:t>
+      </w:r>
+      <w:proofErr w:type="spellEnd"/>
+      <w:proofErr w:type="gramEnd"/>
+      <w:r>
+        <w:rPr>
+          <w:rFonts w:ascii="Courier New" w:eastAsia="Times New Roman" w:hAnsi="Courier New" w:cs="Courier New"/>
+          <w:kern w:val="0"/>
+          <w:sz w:val="20"/>
+          <w:szCs w:val="20"/>
+          <w14:ligatures w14:val="none"/>
+        </w:rPr>
+        <w:t xml:space="preserve">             ← </w:t>
+      </w:r>
+      <w:proofErr w:type="gramStart"/>
+      <w:r>
+        <w:rPr>
+          <w:rFonts w:ascii="Courier New" w:eastAsia="Times New Roman" w:hAnsi="Courier New" w:cs="Courier New"/>
+          <w:kern w:val="0"/>
+          <w:sz w:val="20"/>
+          <w:szCs w:val="20"/>
+          <w14:ligatures w14:val="none"/>
+        </w:rPr>
+        <w:t>excludes .secrets</w:t>
+      </w:r>
+      <w:proofErr w:type="gramEnd"/>
+      <w:r>
+        <w:rPr>
+          <w:rFonts w:ascii="Courier New" w:eastAsia="Times New Roman" w:hAnsi="Courier New" w:cs="Courier New"/>
+          <w:kern w:val="0"/>
+          <w:sz w:val="20"/>
+          <w:szCs w:val="20"/>
+          <w14:ligatures w14:val="none"/>
+        </w:rPr>
+        <w:t xml:space="preserve">/, tokens, raw </w:t>
+      </w:r>
+      <w:proofErr w:type="spellStart"/>
+      <w:r>
+        <w:rPr>
+          <w:rFonts w:ascii="Courier New" w:eastAsia="Times New Roman" w:hAnsi="Courier New" w:cs="Courier New"/>
+          <w:kern w:val="0"/>
+          <w:sz w:val="20"/>
+          <w:szCs w:val="20"/>
+          <w14:ligatures w14:val="none"/>
+        </w:rPr>
+        <w:t>sumstats</w:t>
+      </w:r>
+      <w:proofErr w:type="spellEnd"/>
+      <w:r>
+        <w:rPr>
+          <w:rFonts w:ascii="Courier New" w:eastAsia="Times New Roman" w:hAnsi="Courier New" w:cs="Courier New"/>
+          <w:kern w:val="0"/>
+          <w:sz w:val="20"/>
+          <w:szCs w:val="20"/>
+          <w14:ligatures w14:val="none"/>
+        </w:rPr>
+        <w:t xml:space="preserve">, </w:t>
+      </w:r>
+      <w:proofErr w:type="spellStart"/>
+      <w:r>
+        <w:rPr>
+          <w:rFonts w:ascii="Courier New" w:eastAsia="Times New Roman" w:hAnsi="Courier New" w:cs="Courier New"/>
+          <w:kern w:val="0"/>
+          <w:sz w:val="20"/>
+          <w:szCs w:val="20"/>
+          <w14:ligatures w14:val="none"/>
+        </w:rPr>
+        <w:t>pkl</w:t>
+      </w:r>
+      <w:proofErr w:type="spellEnd"/>
     </w:p>
     <w:p>
       <w:pPr>
@@ -809,7 +1089,29 @@
           <w:szCs w:val="20"/>
           <w14:ligatures w14:val="none"/>
         </w:rPr>
-        <w:t>├── src/                   ← 21 pipeline scripts</w:t>
+        <w:t xml:space="preserve">├── </w:t>
+      </w:r>
+      <w:proofErr w:type="spellStart"/>
+      <w:r>
+        <w:rPr>
+          <w:rFonts w:ascii="Courier New" w:eastAsia="Times New Roman" w:hAnsi="Courier New" w:cs="Courier New"/>
+          <w:kern w:val="0"/>
+          <w:sz w:val="20"/>
+          <w:szCs w:val="20"/>
+          <w14:ligatures w14:val="none"/>
+        </w:rPr>
+        <w:t>src</w:t>
+      </w:r>
+      <w:proofErr w:type="spellEnd"/>
+      <w:r>
+        <w:rPr>
+          <w:rFonts w:ascii="Courier New" w:eastAsia="Times New Roman" w:hAnsi="Courier New" w:cs="Courier New"/>
+          <w:kern w:val="0"/>
+          <w:sz w:val="20"/>
+          <w:szCs w:val="20"/>
+          <w14:ligatures w14:val="none"/>
+        </w:rPr>
+        <w:t>/                   ← 21 pipeline scripts</w:t>
       </w:r>
     </w:p>
     <w:p>
@@ -1034,7 +1336,25 @@
           <w:kern w:val="0"/>
           <w14:ligatures w14:val="none"/>
         </w:rPr>
-        <w:t xml:space="preserve">). It inits git, commits, creates the GitHub repo, pushes, and cuts a </w:t>
+        <w:t xml:space="preserve">). It </w:t>
+      </w:r>
+      <w:proofErr w:type="spellStart"/>
+      <w:r>
+        <w:rPr>
+          <w:rFonts w:ascii="Times New Roman" w:eastAsia="Times New Roman" w:hAnsi="Times New Roman" w:cs="Times New Roman"/>
+          <w:kern w:val="0"/>
+          <w14:ligatures w14:val="none"/>
+        </w:rPr>
+        <w:t>inits</w:t>
+      </w:r>
+      <w:proofErr w:type="spellEnd"/>
+      <w:r>
+        <w:rPr>
+          <w:rFonts w:ascii="Times New Roman" w:eastAsia="Times New Roman" w:hAnsi="Times New Roman" w:cs="Times New Roman"/>
+          <w:kern w:val="0"/>
+          <w14:ligatures w14:val="none"/>
+        </w:rPr>
+        <w:t xml:space="preserve"> git, commits, creates the GitHub repo, pushes, and cuts a </w:t>
       </w:r>
       <w:r>
         <w:rPr>
@@ -1082,6 +1402,7 @@
         </w:rPr>
         <w:t xml:space="preserve"> the GitHub CLI (</w:t>
       </w:r>
+      <w:proofErr w:type="spellStart"/>
       <w:r>
         <w:rPr>
           <w:rFonts w:ascii="Courier New" w:eastAsia="Times New Roman" w:hAnsi="Courier New" w:cs="Courier New"/>
@@ -1092,6 +1413,7 @@
         </w:rPr>
         <w:t>gh</w:t>
       </w:r>
+      <w:proofErr w:type="spellEnd"/>
       <w:r>
         <w:rPr>
           <w:rFonts w:ascii="Times New Roman" w:eastAsia="Times New Roman" w:hAnsi="Times New Roman" w:cs="Times New Roman"/>
@@ -1142,6 +1464,7 @@
         </w:rPr>
         <w:t xml:space="preserve">Install </w:t>
       </w:r>
+      <w:proofErr w:type="spellStart"/>
       <w:r>
         <w:rPr>
           <w:rFonts w:ascii="Courier New" w:eastAsia="Times New Roman" w:hAnsi="Courier New" w:cs="Courier New"/>
@@ -1154,6 +1477,7 @@
         </w:rPr>
         <w:t>gh</w:t>
       </w:r>
+      <w:proofErr w:type="spellEnd"/>
       <w:r>
         <w:rPr>
           <w:rFonts w:ascii="Times New Roman" w:eastAsia="Times New Roman" w:hAnsi="Times New Roman" w:cs="Times New Roman"/>
@@ -1162,15 +1486,27 @@
         </w:rPr>
         <w:t xml:space="preserve"> from https://cli.github.com and run </w:t>
       </w:r>
-      <w:r>
-        <w:rPr>
-          <w:rFonts w:ascii="Courier New" w:eastAsia="Times New Roman" w:hAnsi="Courier New" w:cs="Courier New"/>
-          <w:kern w:val="0"/>
-          <w:sz w:val="20"/>
-          <w:szCs w:val="20"/>
-          <w14:ligatures w14:val="none"/>
-        </w:rPr>
-        <w:t>gh auth login</w:t>
+      <w:proofErr w:type="spellStart"/>
+      <w:r>
+        <w:rPr>
+          <w:rFonts w:ascii="Courier New" w:eastAsia="Times New Roman" w:hAnsi="Courier New" w:cs="Courier New"/>
+          <w:kern w:val="0"/>
+          <w:sz w:val="20"/>
+          <w:szCs w:val="20"/>
+          <w14:ligatures w14:val="none"/>
+        </w:rPr>
+        <w:t>gh</w:t>
+      </w:r>
+      <w:proofErr w:type="spellEnd"/>
+      <w:r>
+        <w:rPr>
+          <w:rFonts w:ascii="Courier New" w:eastAsia="Times New Roman" w:hAnsi="Courier New" w:cs="Courier New"/>
+          <w:kern w:val="0"/>
+          <w:sz w:val="20"/>
+          <w:szCs w:val="20"/>
+          <w14:ligatures w14:val="none"/>
+        </w:rPr>
+        <w:t xml:space="preserve"> auth login</w:t>
       </w:r>
       <w:r>
         <w:rPr>
@@ -1362,7 +1698,25 @@
           <w:kern w:val="0"/>
           <w14:ligatures w14:val="none"/>
         </w:rPr>
-        <w:t xml:space="preserve"> finishing (exit 0) — already superseded by the commit I made. No action needed.</w:t>
+        <w:t xml:space="preserve"> finishing (exit </w:t>
+      </w:r>
+      <w:proofErr w:type="gramStart"/>
+      <w:r>
+        <w:rPr>
+          <w:rFonts w:ascii="Times New Roman" w:eastAsia="Times New Roman" w:hAnsi="Times New Roman" w:cs="Times New Roman"/>
+          <w:kern w:val="0"/>
+          <w14:ligatures w14:val="none"/>
+        </w:rPr>
+        <w:t>0) —</w:t>
+      </w:r>
+      <w:proofErr w:type="gramEnd"/>
+      <w:r>
+        <w:rPr>
+          <w:rFonts w:ascii="Times New Roman" w:eastAsia="Times New Roman" w:hAnsi="Times New Roman" w:cs="Times New Roman"/>
+          <w:kern w:val="0"/>
+          <w14:ligatures w14:val="none"/>
+        </w:rPr>
+        <w:t xml:space="preserve"> already superseded by the commit I made. No action needed.</w:t>
       </w:r>
     </w:p>
     <w:p>
@@ -1380,8 +1734,27 @@
           <w:kern w:val="0"/>
           <w14:ligatures w14:val="none"/>
         </w:rPr>
-        <w:t xml:space="preserve">The repo is committed and release-ready. To publish, either install </w:t>
-      </w:r>
+        <w:t xml:space="preserve">The repo is committed and </w:t>
+      </w:r>
+      <w:proofErr w:type="gramStart"/>
+      <w:r>
+        <w:rPr>
+          <w:rFonts w:ascii="Times New Roman" w:eastAsia="Times New Roman" w:hAnsi="Times New Roman" w:cs="Times New Roman"/>
+          <w:kern w:val="0"/>
+          <w14:ligatures w14:val="none"/>
+        </w:rPr>
+        <w:t>release-ready</w:t>
+      </w:r>
+      <w:proofErr w:type="gramEnd"/>
+      <w:r>
+        <w:rPr>
+          <w:rFonts w:ascii="Times New Roman" w:eastAsia="Times New Roman" w:hAnsi="Times New Roman" w:cs="Times New Roman"/>
+          <w:kern w:val="0"/>
+          <w14:ligatures w14:val="none"/>
+        </w:rPr>
+        <w:t xml:space="preserve">. To publish, either install </w:t>
+      </w:r>
+      <w:proofErr w:type="spellStart"/>
       <w:r>
         <w:rPr>
           <w:rFonts w:ascii="Courier New" w:eastAsia="Times New Roman" w:hAnsi="Courier New" w:cs="Courier New"/>
@@ -1392,6 +1765,7 @@
         </w:rPr>
         <w:t>gh</w:t>
       </w:r>
+      <w:proofErr w:type="spellEnd"/>
       <w:r>
         <w:rPr>
           <w:rFonts w:ascii="Times New Roman" w:eastAsia="Times New Roman" w:hAnsi="Times New Roman" w:cs="Times New Roman"/>
@@ -1400,23 +1774,53 @@
         </w:rPr>
         <w:t xml:space="preserve"> (https://cli.github.com) + </w:t>
       </w:r>
-      <w:r>
-        <w:rPr>
-          <w:rFonts w:ascii="Courier New" w:eastAsia="Times New Roman" w:hAnsi="Courier New" w:cs="Courier New"/>
-          <w:kern w:val="0"/>
-          <w:sz w:val="20"/>
-          <w:szCs w:val="20"/>
-          <w14:ligatures w14:val="none"/>
-        </w:rPr>
-        <w:t>gh auth login</w:t>
-      </w:r>
-      <w:r>
-        <w:rPr>
-          <w:rFonts w:ascii="Times New Roman" w:eastAsia="Times New Roman" w:hAnsi="Times New Roman" w:cs="Times New Roman"/>
-          <w:kern w:val="0"/>
-          <w14:ligatures w14:val="none"/>
-        </w:rPr>
-        <w:t xml:space="preserve"> for full one-click, or point an </w:t>
+      <w:proofErr w:type="spellStart"/>
+      <w:r>
+        <w:rPr>
+          <w:rFonts w:ascii="Courier New" w:eastAsia="Times New Roman" w:hAnsi="Courier New" w:cs="Courier New"/>
+          <w:kern w:val="0"/>
+          <w:sz w:val="20"/>
+          <w:szCs w:val="20"/>
+          <w14:ligatures w14:val="none"/>
+        </w:rPr>
+        <w:t>gh</w:t>
+      </w:r>
+      <w:proofErr w:type="spellEnd"/>
+      <w:r>
+        <w:rPr>
+          <w:rFonts w:ascii="Courier New" w:eastAsia="Times New Roman" w:hAnsi="Courier New" w:cs="Courier New"/>
+          <w:kern w:val="0"/>
+          <w:sz w:val="20"/>
+          <w:szCs w:val="20"/>
+          <w14:ligatures w14:val="none"/>
+        </w:rPr>
+        <w:t xml:space="preserve"> auth login</w:t>
+      </w:r>
+      <w:r>
+        <w:rPr>
+          <w:rFonts w:ascii="Times New Roman" w:eastAsia="Times New Roman" w:hAnsi="Times New Roman" w:cs="Times New Roman"/>
+          <w:kern w:val="0"/>
+          <w14:ligatures w14:val="none"/>
+        </w:rPr>
+        <w:t xml:space="preserve"> for full one-</w:t>
+      </w:r>
+      <w:proofErr w:type="gramStart"/>
+      <w:r>
+        <w:rPr>
+          <w:rFonts w:ascii="Times New Roman" w:eastAsia="Times New Roman" w:hAnsi="Times New Roman" w:cs="Times New Roman"/>
+          <w:kern w:val="0"/>
+          <w14:ligatures w14:val="none"/>
+        </w:rPr>
+        <w:t>click, or</w:t>
+      </w:r>
+      <w:proofErr w:type="gramEnd"/>
+      <w:r>
+        <w:rPr>
+          <w:rFonts w:ascii="Times New Roman" w:eastAsia="Times New Roman" w:hAnsi="Times New Roman" w:cs="Times New Roman"/>
+          <w:kern w:val="0"/>
+          <w14:ligatures w14:val="none"/>
+        </w:rPr>
+        <w:t xml:space="preserve"> point an </w:t>
       </w:r>
       <w:r>
         <w:rPr>
@@ -1453,6 +1857,1364 @@
           <w14:ligatures w14:val="none"/>
         </w:rPr>
         <w:t>.</w:t>
+      </w:r>
+    </w:p>
+    <w:p>
+      <w:pPr>
+        <w:spacing w:before="100" w:beforeAutospacing="1" w:after="100" w:afterAutospacing="1" w:line="240" w:lineRule="auto"/>
+        <w:rPr>
+          <w:rFonts w:ascii="Times New Roman" w:eastAsia="Times New Roman" w:hAnsi="Times New Roman" w:cs="Times New Roman"/>
+          <w:kern w:val="0"/>
+          <w14:ligatures w14:val="none"/>
+        </w:rPr>
+      </w:pPr>
+      <w:r>
+        <w:rPr>
+          <w:rFonts w:ascii="Times New Roman" w:eastAsia="Times New Roman" w:hAnsi="Times New Roman" w:cs="Times New Roman"/>
+          <w:kern w:val="0"/>
+          <w14:ligatures w14:val="none"/>
+        </w:rPr>
+        <w:t xml:space="preserve">Got it — you want it to work with </w:t>
+      </w:r>
+      <w:r>
+        <w:rPr>
+          <w:rFonts w:ascii="Times New Roman" w:eastAsia="Times New Roman" w:hAnsi="Times New Roman" w:cs="Times New Roman"/>
+          <w:b/>
+          <w:bCs/>
+          <w:kern w:val="0"/>
+          <w14:ligatures w14:val="none"/>
+        </w:rPr>
+        <w:t>any user's own data</w:t>
+      </w:r>
+      <w:r>
+        <w:rPr>
+          <w:rFonts w:ascii="Times New Roman" w:eastAsia="Times New Roman" w:hAnsi="Times New Roman" w:cs="Times New Roman"/>
+          <w:kern w:val="0"/>
+          <w14:ligatures w14:val="none"/>
+        </w:rPr>
+        <w:t xml:space="preserve"> (not UKB-specific), plus push the update. Let me make the trainer data-source-agnostic with CLI </w:t>
+      </w:r>
+      <w:proofErr w:type="spellStart"/>
+      <w:r>
+        <w:rPr>
+          <w:rFonts w:ascii="Times New Roman" w:eastAsia="Times New Roman" w:hAnsi="Times New Roman" w:cs="Times New Roman"/>
+          <w:kern w:val="0"/>
+          <w14:ligatures w14:val="none"/>
+        </w:rPr>
+        <w:t>args</w:t>
+      </w:r>
+      <w:proofErr w:type="spellEnd"/>
+      <w:r>
+        <w:rPr>
+          <w:rFonts w:ascii="Times New Roman" w:eastAsia="Times New Roman" w:hAnsi="Times New Roman" w:cs="Times New Roman"/>
+          <w:kern w:val="0"/>
+          <w14:ligatures w14:val="none"/>
+        </w:rPr>
+        <w:t xml:space="preserve"> and template files.</w:t>
+      </w:r>
+    </w:p>
+    <w:p>
+      <w:pPr>
+        <w:spacing w:before="100" w:beforeAutospacing="1" w:after="100" w:afterAutospacing="1" w:line="240" w:lineRule="auto"/>
+        <w:rPr>
+          <w:rFonts w:ascii="Times New Roman" w:eastAsia="Times New Roman" w:hAnsi="Times New Roman" w:cs="Times New Roman"/>
+          <w:kern w:val="0"/>
+          <w14:ligatures w14:val="none"/>
+        </w:rPr>
+      </w:pPr>
+      <w:r>
+        <w:rPr>
+          <w:rFonts w:ascii="Times New Roman" w:eastAsia="Times New Roman" w:hAnsi="Times New Roman" w:cs="Times New Roman"/>
+          <w:kern w:val="0"/>
+          <w14:ligatures w14:val="none"/>
+        </w:rPr>
+        <w:t xml:space="preserve">I'll rewrite it to be generic — CLI </w:t>
+      </w:r>
+      <w:proofErr w:type="spellStart"/>
+      <w:r>
+        <w:rPr>
+          <w:rFonts w:ascii="Times New Roman" w:eastAsia="Times New Roman" w:hAnsi="Times New Roman" w:cs="Times New Roman"/>
+          <w:kern w:val="0"/>
+          <w14:ligatures w14:val="none"/>
+        </w:rPr>
+        <w:t>args</w:t>
+      </w:r>
+      <w:proofErr w:type="spellEnd"/>
+      <w:r>
+        <w:rPr>
+          <w:rFonts w:ascii="Times New Roman" w:eastAsia="Times New Roman" w:hAnsi="Times New Roman" w:cs="Times New Roman"/>
+          <w:kern w:val="0"/>
+          <w14:ligatures w14:val="none"/>
+        </w:rPr>
+        <w:t xml:space="preserve"> for any user's data, portable paths, feature matching by either </w:t>
+      </w:r>
+      <w:proofErr w:type="spellStart"/>
+      <w:r>
+        <w:rPr>
+          <w:rFonts w:ascii="Times New Roman" w:eastAsia="Times New Roman" w:hAnsi="Times New Roman" w:cs="Times New Roman"/>
+          <w:kern w:val="0"/>
+          <w14:ligatures w14:val="none"/>
+        </w:rPr>
+        <w:t>Olink</w:t>
+      </w:r>
+      <w:proofErr w:type="spellEnd"/>
+      <w:r>
+        <w:rPr>
+          <w:rFonts w:ascii="Times New Roman" w:eastAsia="Times New Roman" w:hAnsi="Times New Roman" w:cs="Times New Roman"/>
+          <w:kern w:val="0"/>
+          <w14:ligatures w14:val="none"/>
+        </w:rPr>
+        <w:t xml:space="preserve"> ID or gene symbol.</w:t>
+      </w:r>
+    </w:p>
+    <w:p>
+      <w:pPr>
+        <w:spacing w:before="100" w:beforeAutospacing="1" w:after="100" w:afterAutospacing="1" w:line="240" w:lineRule="auto"/>
+        <w:rPr>
+          <w:rFonts w:ascii="Times New Roman" w:eastAsia="Times New Roman" w:hAnsi="Times New Roman" w:cs="Times New Roman"/>
+          <w:kern w:val="0"/>
+          <w14:ligatures w14:val="none"/>
+        </w:rPr>
+      </w:pPr>
+      <w:r>
+        <w:rPr>
+          <w:rFonts w:ascii="Times New Roman" w:eastAsia="Times New Roman" w:hAnsi="Times New Roman" w:cs="Times New Roman"/>
+          <w:kern w:val="0"/>
+          <w14:ligatures w14:val="none"/>
+        </w:rPr>
+        <w:t>Now let me test both the guard path and template writing, then create a training guide.</w:t>
+      </w:r>
+    </w:p>
+    <w:p>
+      <w:pPr>
+        <w:spacing w:before="100" w:beforeAutospacing="1" w:after="100" w:afterAutospacing="1" w:line="240" w:lineRule="auto"/>
+        <w:rPr>
+          <w:rFonts w:ascii="Times New Roman" w:eastAsia="Times New Roman" w:hAnsi="Times New Roman" w:cs="Times New Roman"/>
+          <w:kern w:val="0"/>
+          <w14:ligatures w14:val="none"/>
+        </w:rPr>
+      </w:pPr>
+      <w:r>
+        <w:rPr>
+          <w:rFonts w:ascii="Times New Roman" w:eastAsia="Times New Roman" w:hAnsi="Times New Roman" w:cs="Times New Roman"/>
+          <w:kern w:val="0"/>
+          <w14:ligatures w14:val="none"/>
+        </w:rPr>
+        <w:t xml:space="preserve">Both paths work. Let me do a real end-to-end functional test with synthetic data (temp only, not committed) to confirm training </w:t>
+      </w:r>
+      <w:proofErr w:type="gramStart"/>
+      <w:r>
+        <w:rPr>
+          <w:rFonts w:ascii="Times New Roman" w:eastAsia="Times New Roman" w:hAnsi="Times New Roman" w:cs="Times New Roman"/>
+          <w:kern w:val="0"/>
+          <w14:ligatures w14:val="none"/>
+        </w:rPr>
+        <w:t>actually runs</w:t>
+      </w:r>
+      <w:proofErr w:type="gramEnd"/>
+      <w:r>
+        <w:rPr>
+          <w:rFonts w:ascii="Times New Roman" w:eastAsia="Times New Roman" w:hAnsi="Times New Roman" w:cs="Times New Roman"/>
+          <w:kern w:val="0"/>
+          <w14:ligatures w14:val="none"/>
+        </w:rPr>
+        <w:t>.</w:t>
+      </w:r>
+    </w:p>
+    <w:p>
+      <w:pPr>
+        <w:spacing w:before="100" w:beforeAutospacing="1" w:after="100" w:afterAutospacing="1" w:line="240" w:lineRule="auto"/>
+        <w:rPr>
+          <w:rFonts w:ascii="Times New Roman" w:eastAsia="Times New Roman" w:hAnsi="Times New Roman" w:cs="Times New Roman"/>
+          <w:kern w:val="0"/>
+          <w14:ligatures w14:val="none"/>
+        </w:rPr>
+      </w:pPr>
+      <w:r>
+        <w:rPr>
+          <w:rFonts w:ascii="Times New Roman" w:eastAsia="Times New Roman" w:hAnsi="Times New Roman" w:cs="Times New Roman"/>
+          <w:kern w:val="0"/>
+          <w14:ligatures w14:val="none"/>
+        </w:rPr>
+        <w:t>MSYS path-conversion mismatch between the two calls. Let me use a consistent relative temp dir.</w:t>
+      </w:r>
+    </w:p>
+    <w:p>
+      <w:pPr>
+        <w:spacing w:before="100" w:beforeAutospacing="1" w:after="100" w:afterAutospacing="1" w:line="240" w:lineRule="auto"/>
+        <w:rPr>
+          <w:rFonts w:ascii="Times New Roman" w:eastAsia="Times New Roman" w:hAnsi="Times New Roman" w:cs="Times New Roman"/>
+          <w:kern w:val="0"/>
+          <w14:ligatures w14:val="none"/>
+        </w:rPr>
+      </w:pPr>
+      <w:r>
+        <w:rPr>
+          <w:rFonts w:ascii="Times New Roman" w:eastAsia="Times New Roman" w:hAnsi="Times New Roman" w:cs="Times New Roman"/>
+          <w:kern w:val="0"/>
+          <w14:ligatures w14:val="none"/>
+        </w:rPr>
+        <w:t>Works end-to-end — C-index 0.777, recovered the planted signal via lifelines Cox backend. Let me verify weights then clean up the temp dir.</w:t>
+      </w:r>
+    </w:p>
+    <w:p>
+      <w:pPr>
+        <w:spacing w:before="100" w:beforeAutospacing="1" w:after="100" w:afterAutospacing="1" w:line="240" w:lineRule="auto"/>
+        <w:rPr>
+          <w:rFonts w:ascii="Times New Roman" w:eastAsia="Times New Roman" w:hAnsi="Times New Roman" w:cs="Times New Roman"/>
+          <w:kern w:val="0"/>
+          <w14:ligatures w14:val="none"/>
+        </w:rPr>
+      </w:pPr>
+      <w:r>
+        <w:rPr>
+          <w:rFonts w:ascii="Times New Roman" w:eastAsia="Times New Roman" w:hAnsi="Times New Roman" w:cs="Times New Roman"/>
+          <w:kern w:val="0"/>
+          <w14:ligatures w14:val="none"/>
+        </w:rPr>
+        <w:lastRenderedPageBreak/>
+        <w:t xml:space="preserve">Top weights recovered the planted proteins with correct signs (AAMDC +0.73, ACE +0.41, ABO −0.38). Trainer is fully functional. Now </w:t>
+      </w:r>
+      <w:proofErr w:type="gramStart"/>
+      <w:r>
+        <w:rPr>
+          <w:rFonts w:ascii="Times New Roman" w:eastAsia="Times New Roman" w:hAnsi="Times New Roman" w:cs="Times New Roman"/>
+          <w:kern w:val="0"/>
+          <w14:ligatures w14:val="none"/>
+        </w:rPr>
+        <w:t>copy to</w:t>
+      </w:r>
+      <w:proofErr w:type="gramEnd"/>
+      <w:r>
+        <w:rPr>
+          <w:rFonts w:ascii="Times New Roman" w:eastAsia="Times New Roman" w:hAnsi="Times New Roman" w:cs="Times New Roman"/>
+          <w:kern w:val="0"/>
+          <w14:ligatures w14:val="none"/>
+        </w:rPr>
+        <w:t xml:space="preserve"> the repo and write the training guide.</w:t>
+      </w:r>
+    </w:p>
+    <w:p>
+      <w:pPr>
+        <w:spacing w:before="100" w:beforeAutospacing="1" w:after="100" w:afterAutospacing="1" w:line="240" w:lineRule="auto"/>
+        <w:rPr>
+          <w:rFonts w:ascii="Times New Roman" w:eastAsia="Times New Roman" w:hAnsi="Times New Roman" w:cs="Times New Roman"/>
+          <w:kern w:val="0"/>
+          <w14:ligatures w14:val="none"/>
+        </w:rPr>
+      </w:pPr>
+      <w:r>
+        <w:rPr>
+          <w:rFonts w:ascii="Times New Roman" w:eastAsia="Times New Roman" w:hAnsi="Times New Roman" w:cs="Times New Roman"/>
+          <w:kern w:val="0"/>
+          <w14:ligatures w14:val="none"/>
+        </w:rPr>
+        <w:t>Now update the README's PIRS section to reference the guide and reflect the generic (bring-your-own-data) design.</w:t>
+      </w:r>
+    </w:p>
+    <w:p>
+      <w:pPr>
+        <w:spacing w:before="100" w:beforeAutospacing="1" w:after="100" w:afterAutospacing="1" w:line="240" w:lineRule="auto"/>
+        <w:rPr>
+          <w:rFonts w:ascii="Times New Roman" w:eastAsia="Times New Roman" w:hAnsi="Times New Roman" w:cs="Times New Roman"/>
+          <w:kern w:val="0"/>
+          <w14:ligatures w14:val="none"/>
+        </w:rPr>
+      </w:pPr>
+      <w:r>
+        <w:rPr>
+          <w:rFonts w:ascii="Times New Roman" w:eastAsia="Times New Roman" w:hAnsi="Times New Roman" w:cs="Times New Roman"/>
+          <w:kern w:val="0"/>
+          <w14:ligatures w14:val="none"/>
+        </w:rPr>
+        <w:t xml:space="preserve">Now commit. Then check whether a remote exists to </w:t>
+      </w:r>
+      <w:proofErr w:type="gramStart"/>
+      <w:r>
+        <w:rPr>
+          <w:rFonts w:ascii="Times New Roman" w:eastAsia="Times New Roman" w:hAnsi="Times New Roman" w:cs="Times New Roman"/>
+          <w:kern w:val="0"/>
+          <w14:ligatures w14:val="none"/>
+        </w:rPr>
+        <w:t>actually push</w:t>
+      </w:r>
+      <w:proofErr w:type="gramEnd"/>
+      <w:r>
+        <w:rPr>
+          <w:rFonts w:ascii="Times New Roman" w:eastAsia="Times New Roman" w:hAnsi="Times New Roman" w:cs="Times New Roman"/>
+          <w:kern w:val="0"/>
+          <w14:ligatures w14:val="none"/>
+        </w:rPr>
+        <w:t xml:space="preserve"> ("</w:t>
+      </w:r>
+      <w:proofErr w:type="spellStart"/>
+      <w:r>
+        <w:rPr>
+          <w:rFonts w:ascii="Times New Roman" w:eastAsia="Times New Roman" w:hAnsi="Times New Roman" w:cs="Times New Roman"/>
+          <w:kern w:val="0"/>
+          <w14:ligatures w14:val="none"/>
+        </w:rPr>
+        <w:t>github</w:t>
+      </w:r>
+      <w:proofErr w:type="spellEnd"/>
+      <w:r>
+        <w:rPr>
+          <w:rFonts w:ascii="Times New Roman" w:eastAsia="Times New Roman" w:hAnsi="Times New Roman" w:cs="Times New Roman"/>
+          <w:kern w:val="0"/>
+          <w14:ligatures w14:val="none"/>
+        </w:rPr>
+        <w:t xml:space="preserve"> updated").</w:t>
+      </w:r>
+    </w:p>
+    <w:p>
+      <w:pPr>
+        <w:spacing w:before="100" w:beforeAutospacing="1" w:after="100" w:afterAutospacing="1" w:line="240" w:lineRule="auto"/>
+        <w:rPr>
+          <w:rFonts w:ascii="Times New Roman" w:eastAsia="Times New Roman" w:hAnsi="Times New Roman" w:cs="Times New Roman"/>
+          <w:kern w:val="0"/>
+          <w14:ligatures w14:val="none"/>
+        </w:rPr>
+      </w:pPr>
+      <w:r>
+        <w:rPr>
+          <w:rFonts w:ascii="Times New Roman" w:eastAsia="Times New Roman" w:hAnsi="Times New Roman" w:cs="Times New Roman"/>
+          <w:kern w:val="0"/>
+          <w14:ligatures w14:val="none"/>
+        </w:rPr>
+        <w:t xml:space="preserve">Everything's committed locally (3 commits). But I </w:t>
+      </w:r>
+      <w:r>
+        <w:rPr>
+          <w:rFonts w:ascii="Times New Roman" w:eastAsia="Times New Roman" w:hAnsi="Times New Roman" w:cs="Times New Roman"/>
+          <w:b/>
+          <w:bCs/>
+          <w:kern w:val="0"/>
+          <w14:ligatures w14:val="none"/>
+        </w:rPr>
+        <w:t>cannot push to GitHub</w:t>
+      </w:r>
+      <w:r>
+        <w:rPr>
+          <w:rFonts w:ascii="Times New Roman" w:eastAsia="Times New Roman" w:hAnsi="Times New Roman" w:cs="Times New Roman"/>
+          <w:kern w:val="0"/>
+          <w14:ligatures w14:val="none"/>
+        </w:rPr>
+        <w:t xml:space="preserve"> — there's no </w:t>
+      </w:r>
+      <w:r>
+        <w:rPr>
+          <w:rFonts w:ascii="Courier New" w:eastAsia="Times New Roman" w:hAnsi="Courier New" w:cs="Courier New"/>
+          <w:kern w:val="0"/>
+          <w:sz w:val="20"/>
+          <w:szCs w:val="20"/>
+          <w14:ligatures w14:val="none"/>
+        </w:rPr>
+        <w:t>origin</w:t>
+      </w:r>
+      <w:r>
+        <w:rPr>
+          <w:rFonts w:ascii="Times New Roman" w:eastAsia="Times New Roman" w:hAnsi="Times New Roman" w:cs="Times New Roman"/>
+          <w:kern w:val="0"/>
+          <w14:ligatures w14:val="none"/>
+        </w:rPr>
+        <w:t xml:space="preserve"> remote configured and </w:t>
+      </w:r>
+      <w:proofErr w:type="spellStart"/>
+      <w:r>
+        <w:rPr>
+          <w:rFonts w:ascii="Courier New" w:eastAsia="Times New Roman" w:hAnsi="Courier New" w:cs="Courier New"/>
+          <w:kern w:val="0"/>
+          <w:sz w:val="20"/>
+          <w:szCs w:val="20"/>
+          <w14:ligatures w14:val="none"/>
+        </w:rPr>
+        <w:t>gh</w:t>
+      </w:r>
+      <w:proofErr w:type="spellEnd"/>
+      <w:r>
+        <w:rPr>
+          <w:rFonts w:ascii="Times New Roman" w:eastAsia="Times New Roman" w:hAnsi="Times New Roman" w:cs="Times New Roman"/>
+          <w:kern w:val="0"/>
+          <w14:ligatures w14:val="none"/>
+        </w:rPr>
+        <w:t xml:space="preserve"> isn't installed, so there's nothing to authenticate against. That final step needs you.</w:t>
+      </w:r>
+    </w:p>
+    <w:p>
+      <w:pPr>
+        <w:spacing w:before="100" w:beforeAutospacing="1" w:after="100" w:afterAutospacing="1" w:line="240" w:lineRule="auto"/>
+        <w:outlineLvl w:val="1"/>
+        <w:rPr>
+          <w:rFonts w:ascii="Times New Roman" w:eastAsia="Times New Roman" w:hAnsi="Times New Roman" w:cs="Times New Roman"/>
+          <w:b/>
+          <w:bCs/>
+          <w:kern w:val="0"/>
+          <w:sz w:val="36"/>
+          <w:szCs w:val="36"/>
+          <w14:ligatures w14:val="none"/>
+        </w:rPr>
+      </w:pPr>
+      <w:r>
+        <w:rPr>
+          <w:rFonts w:ascii="Times New Roman" w:eastAsia="Times New Roman" w:hAnsi="Times New Roman" w:cs="Times New Roman"/>
+          <w:b/>
+          <w:bCs/>
+          <w:kern w:val="0"/>
+          <w:sz w:val="36"/>
+          <w:szCs w:val="36"/>
+          <w14:ligatures w14:val="none"/>
+        </w:rPr>
+        <w:t>Done — trainer is now bring-your-own-data + guide added</w:t>
+      </w:r>
+    </w:p>
+    <w:p>
+      <w:pPr>
+        <w:spacing w:before="100" w:beforeAutospacing="1" w:after="100" w:afterAutospacing="1" w:line="240" w:lineRule="auto"/>
+        <w:rPr>
+          <w:rFonts w:ascii="Times New Roman" w:eastAsia="Times New Roman" w:hAnsi="Times New Roman" w:cs="Times New Roman"/>
+          <w:kern w:val="0"/>
+          <w14:ligatures w14:val="none"/>
+        </w:rPr>
+      </w:pPr>
+      <w:r>
+        <w:rPr>
+          <w:rFonts w:ascii="Times New Roman" w:eastAsia="Times New Roman" w:hAnsi="Times New Roman" w:cs="Times New Roman"/>
+          <w:b/>
+          <w:bCs/>
+          <w:kern w:val="0"/>
+          <w14:ligatures w14:val="none"/>
+        </w:rPr>
+        <w:t>Generic PIRS trainer</w:t>
+      </w:r>
+      <w:r>
+        <w:rPr>
+          <w:rFonts w:ascii="Times New Roman" w:eastAsia="Times New Roman" w:hAnsi="Times New Roman" w:cs="Times New Roman"/>
+          <w:kern w:val="0"/>
+          <w14:ligatures w14:val="none"/>
+        </w:rPr>
+        <w:t xml:space="preserve"> (</w:t>
+      </w:r>
+      <w:proofErr w:type="spellStart"/>
+      <w:proofErr w:type="gramStart"/>
+      <w:r>
+        <w:rPr>
+          <w:rFonts w:ascii="Courier New" w:eastAsia="Times New Roman" w:hAnsi="Courier New" w:cs="Courier New"/>
+          <w:kern w:val="0"/>
+          <w:sz w:val="20"/>
+          <w:szCs w:val="20"/>
+          <w14:ligatures w14:val="none"/>
+        </w:rPr>
+        <w:t>src</w:t>
+      </w:r>
+      <w:proofErr w:type="spellEnd"/>
+      <w:r>
+        <w:rPr>
+          <w:rFonts w:ascii="Courier New" w:eastAsia="Times New Roman" w:hAnsi="Courier New" w:cs="Courier New"/>
+          <w:kern w:val="0"/>
+          <w:sz w:val="20"/>
+          <w:szCs w:val="20"/>
+          <w14:ligatures w14:val="none"/>
+        </w:rPr>
+        <w:t>/22_train_pirs.py</w:t>
+      </w:r>
+      <w:r>
+        <w:rPr>
+          <w:rFonts w:ascii="Times New Roman" w:eastAsia="Times New Roman" w:hAnsi="Times New Roman" w:cs="Times New Roman"/>
+          <w:kern w:val="0"/>
+          <w14:ligatures w14:val="none"/>
+        </w:rPr>
+        <w:t>) —</w:t>
+      </w:r>
+      <w:proofErr w:type="gramEnd"/>
+      <w:r>
+        <w:rPr>
+          <w:rFonts w:ascii="Times New Roman" w:eastAsia="Times New Roman" w:hAnsi="Times New Roman" w:cs="Times New Roman"/>
+          <w:kern w:val="0"/>
+          <w14:ligatures w14:val="none"/>
+        </w:rPr>
+        <w:t xml:space="preserve"> verified working end-to-end (C-index 0.777 on a synthetic test, correctly recovered planted signal):</w:t>
+      </w:r>
+    </w:p>
+    <w:p>
+      <w:pPr>
+        <w:numPr>
+          <w:ilvl w:val="0"/>
+          <w:numId w:val="2"/>
+        </w:numPr>
+        <w:spacing w:before="100" w:beforeAutospacing="1" w:after="100" w:afterAutospacing="1" w:line="240" w:lineRule="auto"/>
+        <w:rPr>
+          <w:rFonts w:ascii="Times New Roman" w:eastAsia="Times New Roman" w:hAnsi="Times New Roman" w:cs="Times New Roman"/>
+          <w:kern w:val="0"/>
+          <w14:ligatures w14:val="none"/>
+        </w:rPr>
+      </w:pPr>
+      <w:r>
+        <w:rPr>
+          <w:rFonts w:ascii="Times New Roman" w:eastAsia="Times New Roman" w:hAnsi="Times New Roman" w:cs="Times New Roman"/>
+          <w:kern w:val="0"/>
+          <w14:ligatures w14:val="none"/>
+        </w:rPr>
+        <w:t xml:space="preserve">CLI-driven, </w:t>
+      </w:r>
+      <w:r>
+        <w:rPr>
+          <w:rFonts w:ascii="Times New Roman" w:eastAsia="Times New Roman" w:hAnsi="Times New Roman" w:cs="Times New Roman"/>
+          <w:b/>
+          <w:bCs/>
+          <w:kern w:val="0"/>
+          <w14:ligatures w14:val="none"/>
+        </w:rPr>
+        <w:t>any cohort</w:t>
+      </w:r>
+      <w:r>
+        <w:rPr>
+          <w:rFonts w:ascii="Times New Roman" w:eastAsia="Times New Roman" w:hAnsi="Times New Roman" w:cs="Times New Roman"/>
+          <w:kern w:val="0"/>
+          <w14:ligatures w14:val="none"/>
+        </w:rPr>
+        <w:t xml:space="preserve"> — </w:t>
+      </w:r>
+      <w:r>
+        <w:rPr>
+          <w:rFonts w:ascii="Courier New" w:eastAsia="Times New Roman" w:hAnsi="Courier New" w:cs="Courier New"/>
+          <w:kern w:val="0"/>
+          <w:sz w:val="20"/>
+          <w:szCs w:val="20"/>
+          <w14:ligatures w14:val="none"/>
+        </w:rPr>
+        <w:t>--</w:t>
+      </w:r>
+      <w:proofErr w:type="spellStart"/>
+      <w:r>
+        <w:rPr>
+          <w:rFonts w:ascii="Courier New" w:eastAsia="Times New Roman" w:hAnsi="Courier New" w:cs="Courier New"/>
+          <w:kern w:val="0"/>
+          <w:sz w:val="20"/>
+          <w:szCs w:val="20"/>
+          <w14:ligatures w14:val="none"/>
+        </w:rPr>
+        <w:t>npx</w:t>
+      </w:r>
+      <w:proofErr w:type="spellEnd"/>
+      <w:r>
+        <w:rPr>
+          <w:rFonts w:ascii="Times New Roman" w:eastAsia="Times New Roman" w:hAnsi="Times New Roman" w:cs="Times New Roman"/>
+          <w:kern w:val="0"/>
+          <w14:ligatures w14:val="none"/>
+        </w:rPr>
+        <w:t xml:space="preserve">, </w:t>
+      </w:r>
+      <w:r>
+        <w:rPr>
+          <w:rFonts w:ascii="Courier New" w:eastAsia="Times New Roman" w:hAnsi="Courier New" w:cs="Courier New"/>
+          <w:kern w:val="0"/>
+          <w:sz w:val="20"/>
+          <w:szCs w:val="20"/>
+          <w14:ligatures w14:val="none"/>
+        </w:rPr>
+        <w:t>--outcomes</w:t>
+      </w:r>
+      <w:r>
+        <w:rPr>
+          <w:rFonts w:ascii="Times New Roman" w:eastAsia="Times New Roman" w:hAnsi="Times New Roman" w:cs="Times New Roman"/>
+          <w:kern w:val="0"/>
+          <w14:ligatures w14:val="none"/>
+        </w:rPr>
+        <w:t xml:space="preserve">, </w:t>
+      </w:r>
+      <w:r>
+        <w:rPr>
+          <w:rFonts w:ascii="Courier New" w:eastAsia="Times New Roman" w:hAnsi="Courier New" w:cs="Courier New"/>
+          <w:kern w:val="0"/>
+          <w:sz w:val="20"/>
+          <w:szCs w:val="20"/>
+          <w14:ligatures w14:val="none"/>
+        </w:rPr>
+        <w:t>--covariates</w:t>
+      </w:r>
+      <w:r>
+        <w:rPr>
+          <w:rFonts w:ascii="Times New Roman" w:eastAsia="Times New Roman" w:hAnsi="Times New Roman" w:cs="Times New Roman"/>
+          <w:kern w:val="0"/>
+          <w14:ligatures w14:val="none"/>
+        </w:rPr>
+        <w:t xml:space="preserve">, </w:t>
+      </w:r>
+      <w:r>
+        <w:rPr>
+          <w:rFonts w:ascii="Courier New" w:eastAsia="Times New Roman" w:hAnsi="Courier New" w:cs="Courier New"/>
+          <w:kern w:val="0"/>
+          <w:sz w:val="20"/>
+          <w:szCs w:val="20"/>
+          <w14:ligatures w14:val="none"/>
+        </w:rPr>
+        <w:t>--id-col</w:t>
+      </w:r>
+    </w:p>
+    <w:p>
+      <w:pPr>
+        <w:numPr>
+          <w:ilvl w:val="0"/>
+          <w:numId w:val="2"/>
+        </w:numPr>
+        <w:spacing w:before="100" w:beforeAutospacing="1" w:after="100" w:afterAutospacing="1" w:line="240" w:lineRule="auto"/>
+        <w:rPr>
+          <w:rFonts w:ascii="Times New Roman" w:eastAsia="Times New Roman" w:hAnsi="Times New Roman" w:cs="Times New Roman"/>
+          <w:kern w:val="0"/>
+          <w14:ligatures w14:val="none"/>
+        </w:rPr>
+      </w:pPr>
+      <w:r>
+        <w:rPr>
+          <w:rFonts w:ascii="Times New Roman" w:eastAsia="Times New Roman" w:hAnsi="Times New Roman" w:cs="Times New Roman"/>
+          <w:kern w:val="0"/>
+          <w14:ligatures w14:val="none"/>
+        </w:rPr>
+        <w:t xml:space="preserve">Protein columns matched by </w:t>
+      </w:r>
+      <w:proofErr w:type="spellStart"/>
+      <w:r>
+        <w:rPr>
+          <w:rFonts w:ascii="Times New Roman" w:eastAsia="Times New Roman" w:hAnsi="Times New Roman" w:cs="Times New Roman"/>
+          <w:b/>
+          <w:bCs/>
+          <w:kern w:val="0"/>
+          <w14:ligatures w14:val="none"/>
+        </w:rPr>
+        <w:t>Olink</w:t>
+      </w:r>
+      <w:proofErr w:type="spellEnd"/>
+      <w:r>
+        <w:rPr>
+          <w:rFonts w:ascii="Times New Roman" w:eastAsia="Times New Roman" w:hAnsi="Times New Roman" w:cs="Times New Roman"/>
+          <w:b/>
+          <w:bCs/>
+          <w:kern w:val="0"/>
+          <w14:ligatures w14:val="none"/>
+        </w:rPr>
+        <w:t xml:space="preserve"> ID or gene symbol</w:t>
+      </w:r>
+    </w:p>
+    <w:p>
+      <w:pPr>
+        <w:numPr>
+          <w:ilvl w:val="0"/>
+          <w:numId w:val="2"/>
+        </w:numPr>
+        <w:spacing w:before="100" w:beforeAutospacing="1" w:after="100" w:afterAutospacing="1" w:line="240" w:lineRule="auto"/>
+        <w:rPr>
+          <w:rFonts w:ascii="Times New Roman" w:eastAsia="Times New Roman" w:hAnsi="Times New Roman" w:cs="Times New Roman"/>
+          <w:kern w:val="0"/>
+          <w14:ligatures w14:val="none"/>
+        </w:rPr>
+      </w:pPr>
+      <w:r>
+        <w:rPr>
+          <w:rFonts w:ascii="Times New Roman" w:eastAsia="Times New Roman" w:hAnsi="Times New Roman" w:cs="Times New Roman"/>
+          <w:kern w:val="0"/>
+          <w14:ligatures w14:val="none"/>
+        </w:rPr>
+        <w:t>Portable paths (works wherever the repo is cloned), auto-finds annotation</w:t>
+      </w:r>
+    </w:p>
+    <w:p>
+      <w:pPr>
+        <w:numPr>
+          <w:ilvl w:val="0"/>
+          <w:numId w:val="2"/>
+        </w:numPr>
+        <w:spacing w:before="100" w:beforeAutospacing="1" w:after="100" w:afterAutospacing="1" w:line="240" w:lineRule="auto"/>
+        <w:rPr>
+          <w:rFonts w:ascii="Times New Roman" w:eastAsia="Times New Roman" w:hAnsi="Times New Roman" w:cs="Times New Roman"/>
+          <w:kern w:val="0"/>
+          <w14:ligatures w14:val="none"/>
+        </w:rPr>
+      </w:pPr>
+      <w:r>
+        <w:rPr>
+          <w:rFonts w:ascii="Courier New" w:eastAsia="Times New Roman" w:hAnsi="Courier New" w:cs="Courier New"/>
+          <w:kern w:val="0"/>
+          <w:sz w:val="20"/>
+          <w:szCs w:val="20"/>
+          <w14:ligatures w14:val="none"/>
+        </w:rPr>
+        <w:t>--write-templates</w:t>
+      </w:r>
+      <w:r>
+        <w:rPr>
+          <w:rFonts w:ascii="Times New Roman" w:eastAsia="Times New Roman" w:hAnsi="Times New Roman" w:cs="Times New Roman"/>
+          <w:kern w:val="0"/>
+          <w14:ligatures w14:val="none"/>
+        </w:rPr>
+        <w:t xml:space="preserve"> writes blank input files</w:t>
+      </w:r>
+    </w:p>
+    <w:p>
+      <w:pPr>
+        <w:numPr>
+          <w:ilvl w:val="0"/>
+          <w:numId w:val="2"/>
+        </w:numPr>
+        <w:spacing w:before="100" w:beforeAutospacing="1" w:after="100" w:afterAutospacing="1" w:line="240" w:lineRule="auto"/>
+        <w:rPr>
+          <w:rFonts w:ascii="Times New Roman" w:eastAsia="Times New Roman" w:hAnsi="Times New Roman" w:cs="Times New Roman"/>
+          <w:kern w:val="0"/>
+          <w14:ligatures w14:val="none"/>
+        </w:rPr>
+      </w:pPr>
+      <w:r>
+        <w:rPr>
+          <w:rFonts w:ascii="Times New Roman" w:eastAsia="Times New Roman" w:hAnsi="Times New Roman" w:cs="Times New Roman"/>
+          <w:kern w:val="0"/>
+          <w14:ligatures w14:val="none"/>
+        </w:rPr>
+        <w:t xml:space="preserve">Ships/fabricates </w:t>
+      </w:r>
+      <w:r>
+        <w:rPr>
+          <w:rFonts w:ascii="Times New Roman" w:eastAsia="Times New Roman" w:hAnsi="Times New Roman" w:cs="Times New Roman"/>
+          <w:b/>
+          <w:bCs/>
+          <w:kern w:val="0"/>
+          <w14:ligatures w14:val="none"/>
+        </w:rPr>
+        <w:t>no data</w:t>
+      </w:r>
+      <w:r>
+        <w:rPr>
+          <w:rFonts w:ascii="Times New Roman" w:eastAsia="Times New Roman" w:hAnsi="Times New Roman" w:cs="Times New Roman"/>
+          <w:kern w:val="0"/>
+          <w14:ligatures w14:val="none"/>
+        </w:rPr>
+        <w:t xml:space="preserve"> — clean exit with schema if no input</w:t>
+      </w:r>
+    </w:p>
+    <w:p>
+      <w:pPr>
+        <w:spacing w:before="100" w:beforeAutospacing="1" w:after="100" w:afterAutospacing="1" w:line="240" w:lineRule="auto"/>
+        <w:rPr>
+          <w:rFonts w:ascii="Times New Roman" w:eastAsia="Times New Roman" w:hAnsi="Times New Roman" w:cs="Times New Roman"/>
+          <w:kern w:val="0"/>
+          <w14:ligatures w14:val="none"/>
+        </w:rPr>
+      </w:pPr>
+      <w:r>
+        <w:rPr>
+          <w:rFonts w:ascii="Times New Roman" w:eastAsia="Times New Roman" w:hAnsi="Times New Roman" w:cs="Times New Roman"/>
+          <w:b/>
+          <w:bCs/>
+          <w:kern w:val="0"/>
+          <w14:ligatures w14:val="none"/>
+        </w:rPr>
+        <w:t>Training guide</w:t>
+      </w:r>
+      <w:r>
+        <w:rPr>
+          <w:rFonts w:ascii="Times New Roman" w:eastAsia="Times New Roman" w:hAnsi="Times New Roman" w:cs="Times New Roman"/>
+          <w:kern w:val="0"/>
+          <w14:ligatures w14:val="none"/>
+        </w:rPr>
+        <w:t xml:space="preserve"> (</w:t>
+      </w:r>
+      <w:proofErr w:type="gramStart"/>
+      <w:r>
+        <w:rPr>
+          <w:rFonts w:ascii="Courier New" w:eastAsia="Times New Roman" w:hAnsi="Courier New" w:cs="Courier New"/>
+          <w:kern w:val="0"/>
+          <w:sz w:val="20"/>
+          <w:szCs w:val="20"/>
+          <w14:ligatures w14:val="none"/>
+        </w:rPr>
+        <w:t>docs/TRAINING.md</w:t>
+      </w:r>
+      <w:r>
+        <w:rPr>
+          <w:rFonts w:ascii="Times New Roman" w:eastAsia="Times New Roman" w:hAnsi="Times New Roman" w:cs="Times New Roman"/>
+          <w:kern w:val="0"/>
+          <w14:ligatures w14:val="none"/>
+        </w:rPr>
+        <w:t>) —</w:t>
+      </w:r>
+      <w:proofErr w:type="gramEnd"/>
+      <w:r>
+        <w:rPr>
+          <w:rFonts w:ascii="Times New Roman" w:eastAsia="Times New Roman" w:hAnsi="Times New Roman" w:cs="Times New Roman"/>
+          <w:kern w:val="0"/>
+          <w14:ligatures w14:val="none"/>
+        </w:rPr>
+        <w:t xml:space="preserve"> install, input schema with example tables, all CLI options, outputs, how to </w:t>
+      </w:r>
+      <w:r>
+        <w:rPr>
+          <w:rFonts w:ascii="Times New Roman" w:eastAsia="Times New Roman" w:hAnsi="Times New Roman" w:cs="Times New Roman"/>
+          <w:b/>
+          <w:bCs/>
+          <w:kern w:val="0"/>
+          <w14:ligatures w14:val="none"/>
+        </w:rPr>
+        <w:t>score new individuals</w:t>
+      </w:r>
+      <w:r>
+        <w:rPr>
+          <w:rFonts w:ascii="Times New Roman" w:eastAsia="Times New Roman" w:hAnsi="Times New Roman" w:cs="Times New Roman"/>
+          <w:kern w:val="0"/>
+          <w14:ligatures w14:val="none"/>
+        </w:rPr>
+        <w:t xml:space="preserve"> with a saved model, and </w:t>
+      </w:r>
+      <w:proofErr w:type="spellStart"/>
+      <w:r>
+        <w:rPr>
+          <w:rFonts w:ascii="Times New Roman" w:eastAsia="Times New Roman" w:hAnsi="Times New Roman" w:cs="Times New Roman"/>
+          <w:kern w:val="0"/>
+          <w14:ligatures w14:val="none"/>
+        </w:rPr>
+        <w:t>rigour</w:t>
+      </w:r>
+      <w:proofErr w:type="spellEnd"/>
+      <w:r>
+        <w:rPr>
+          <w:rFonts w:ascii="Times New Roman" w:eastAsia="Times New Roman" w:hAnsi="Times New Roman" w:cs="Times New Roman"/>
+          <w:kern w:val="0"/>
+          <w14:ligatures w14:val="none"/>
+        </w:rPr>
+        <w:t>/validation notes. README updated with a "Train your own model (PIRS)" section linking to it.</w:t>
+      </w:r>
+    </w:p>
+    <w:p>
+      <w:pPr>
+        <w:spacing w:before="100" w:beforeAutospacing="1" w:after="100" w:afterAutospacing="1" w:line="240" w:lineRule="auto"/>
+        <w:outlineLvl w:val="1"/>
+        <w:rPr>
+          <w:rFonts w:ascii="Times New Roman" w:eastAsia="Times New Roman" w:hAnsi="Times New Roman" w:cs="Times New Roman"/>
+          <w:b/>
+          <w:bCs/>
+          <w:kern w:val="0"/>
+          <w:sz w:val="36"/>
+          <w:szCs w:val="36"/>
+          <w14:ligatures w14:val="none"/>
+        </w:rPr>
+      </w:pPr>
+      <w:r>
+        <w:rPr>
+          <w:rFonts w:ascii="Times New Roman" w:eastAsia="Times New Roman" w:hAnsi="Times New Roman" w:cs="Times New Roman"/>
+          <w:b/>
+          <w:bCs/>
+          <w:kern w:val="0"/>
+          <w:sz w:val="36"/>
+          <w:szCs w:val="36"/>
+          <w14:ligatures w14:val="none"/>
+        </w:rPr>
+        <w:t xml:space="preserve">To </w:t>
+      </w:r>
+      <w:proofErr w:type="gramStart"/>
+      <w:r>
+        <w:rPr>
+          <w:rFonts w:ascii="Times New Roman" w:eastAsia="Times New Roman" w:hAnsi="Times New Roman" w:cs="Times New Roman"/>
+          <w:b/>
+          <w:bCs/>
+          <w:kern w:val="0"/>
+          <w:sz w:val="36"/>
+          <w:szCs w:val="36"/>
+          <w14:ligatures w14:val="none"/>
+        </w:rPr>
+        <w:t>actually update</w:t>
+      </w:r>
+      <w:proofErr w:type="gramEnd"/>
+      <w:r>
+        <w:rPr>
+          <w:rFonts w:ascii="Times New Roman" w:eastAsia="Times New Roman" w:hAnsi="Times New Roman" w:cs="Times New Roman"/>
+          <w:b/>
+          <w:bCs/>
+          <w:kern w:val="0"/>
+          <w:sz w:val="36"/>
+          <w:szCs w:val="36"/>
+          <w14:ligatures w14:val="none"/>
+        </w:rPr>
+        <w:t xml:space="preserve"> GitHub (one step, needs you)</w:t>
+      </w:r>
+    </w:p>
+    <w:p>
+      <w:pPr>
+        <w:spacing w:before="100" w:beforeAutospacing="1" w:after="100" w:afterAutospacing="1" w:line="240" w:lineRule="auto"/>
+        <w:rPr>
+          <w:rFonts w:ascii="Times New Roman" w:eastAsia="Times New Roman" w:hAnsi="Times New Roman" w:cs="Times New Roman"/>
+          <w:kern w:val="0"/>
+          <w14:ligatures w14:val="none"/>
+        </w:rPr>
+      </w:pPr>
+      <w:r>
+        <w:rPr>
+          <w:rFonts w:ascii="Times New Roman" w:eastAsia="Times New Roman" w:hAnsi="Times New Roman" w:cs="Times New Roman"/>
+          <w:kern w:val="0"/>
+          <w14:ligatures w14:val="none"/>
+        </w:rPr>
+        <w:t xml:space="preserve">No remote is set and </w:t>
+      </w:r>
+      <w:proofErr w:type="spellStart"/>
+      <w:r>
+        <w:rPr>
+          <w:rFonts w:ascii="Courier New" w:eastAsia="Times New Roman" w:hAnsi="Courier New" w:cs="Courier New"/>
+          <w:kern w:val="0"/>
+          <w:sz w:val="20"/>
+          <w:szCs w:val="20"/>
+          <w14:ligatures w14:val="none"/>
+        </w:rPr>
+        <w:t>gh</w:t>
+      </w:r>
+      <w:proofErr w:type="spellEnd"/>
+      <w:r>
+        <w:rPr>
+          <w:rFonts w:ascii="Times New Roman" w:eastAsia="Times New Roman" w:hAnsi="Times New Roman" w:cs="Times New Roman"/>
+          <w:kern w:val="0"/>
+          <w14:ligatures w14:val="none"/>
+        </w:rPr>
+        <w:t xml:space="preserve"> isn't installed, so I can't push. Pick one:</w:t>
+      </w:r>
+    </w:p>
+    <w:p>
+      <w:pPr>
+        <w:spacing w:before="100" w:beforeAutospacing="1" w:after="100" w:afterAutospacing="1" w:line="240" w:lineRule="auto"/>
+        <w:rPr>
+          <w:rFonts w:ascii="Times New Roman" w:eastAsia="Times New Roman" w:hAnsi="Times New Roman" w:cs="Times New Roman"/>
+          <w:kern w:val="0"/>
+          <w14:ligatures w14:val="none"/>
+        </w:rPr>
+      </w:pPr>
+      <w:r>
+        <w:rPr>
+          <w:rFonts w:ascii="Times New Roman" w:eastAsia="Times New Roman" w:hAnsi="Times New Roman" w:cs="Times New Roman"/>
+          <w:b/>
+          <w:bCs/>
+          <w:kern w:val="0"/>
+          <w14:ligatures w14:val="none"/>
+        </w:rPr>
+        <w:t>Option A — one-click (recommended):</w:t>
+      </w:r>
+    </w:p>
+    <w:p>
+      <w:pPr>
+        <w:numPr>
+          <w:ilvl w:val="0"/>
+          <w:numId w:val="3"/>
+        </w:numPr>
+        <w:spacing w:before="100" w:beforeAutospacing="1" w:after="100" w:afterAutospacing="1" w:line="240" w:lineRule="auto"/>
+        <w:rPr>
+          <w:rFonts w:ascii="Times New Roman" w:eastAsia="Times New Roman" w:hAnsi="Times New Roman" w:cs="Times New Roman"/>
+          <w:kern w:val="0"/>
+          <w14:ligatures w14:val="none"/>
+        </w:rPr>
+      </w:pPr>
+      <w:r>
+        <w:rPr>
+          <w:rFonts w:ascii="Times New Roman" w:eastAsia="Times New Roman" w:hAnsi="Times New Roman" w:cs="Times New Roman"/>
+          <w:kern w:val="0"/>
+          <w14:ligatures w14:val="none"/>
+        </w:rPr>
+        <w:t xml:space="preserve">Install GitHub CLI: https://cli.github.com → </w:t>
+      </w:r>
+      <w:proofErr w:type="spellStart"/>
+      <w:r>
+        <w:rPr>
+          <w:rFonts w:ascii="Courier New" w:eastAsia="Times New Roman" w:hAnsi="Courier New" w:cs="Courier New"/>
+          <w:kern w:val="0"/>
+          <w:sz w:val="20"/>
+          <w:szCs w:val="20"/>
+          <w14:ligatures w14:val="none"/>
+        </w:rPr>
+        <w:t>gh</w:t>
+      </w:r>
+      <w:proofErr w:type="spellEnd"/>
+      <w:r>
+        <w:rPr>
+          <w:rFonts w:ascii="Courier New" w:eastAsia="Times New Roman" w:hAnsi="Courier New" w:cs="Courier New"/>
+          <w:kern w:val="0"/>
+          <w:sz w:val="20"/>
+          <w:szCs w:val="20"/>
+          <w14:ligatures w14:val="none"/>
+        </w:rPr>
+        <w:t xml:space="preserve"> auth login</w:t>
+      </w:r>
+    </w:p>
+    <w:p>
+      <w:pPr>
+        <w:numPr>
+          <w:ilvl w:val="0"/>
+          <w:numId w:val="3"/>
+        </w:numPr>
+        <w:spacing w:before="100" w:beforeAutospacing="1" w:after="100" w:afterAutospacing="1" w:line="240" w:lineRule="auto"/>
+        <w:rPr>
+          <w:rFonts w:ascii="Times New Roman" w:eastAsia="Times New Roman" w:hAnsi="Times New Roman" w:cs="Times New Roman"/>
+          <w:kern w:val="0"/>
+          <w14:ligatures w14:val="none"/>
+        </w:rPr>
+      </w:pPr>
+      <w:r>
+        <w:rPr>
+          <w:rFonts w:ascii="Times New Roman" w:eastAsia="Times New Roman" w:hAnsi="Times New Roman" w:cs="Times New Roman"/>
+          <w:kern w:val="0"/>
+          <w14:ligatures w14:val="none"/>
+        </w:rPr>
+        <w:t xml:space="preserve">Double-click </w:t>
+      </w:r>
+      <w:proofErr w:type="gramStart"/>
+      <w:r>
+        <w:rPr>
+          <w:rFonts w:ascii="Courier New" w:eastAsia="Times New Roman" w:hAnsi="Courier New" w:cs="Courier New"/>
+          <w:kern w:val="0"/>
+          <w:sz w:val="20"/>
+          <w:szCs w:val="20"/>
+          <w14:ligatures w14:val="none"/>
+        </w:rPr>
+        <w:t>publish.bat</w:t>
+      </w:r>
+      <w:r>
+        <w:rPr>
+          <w:rFonts w:ascii="Times New Roman" w:eastAsia="Times New Roman" w:hAnsi="Times New Roman" w:cs="Times New Roman"/>
+          <w:kern w:val="0"/>
+          <w14:ligatures w14:val="none"/>
+        </w:rPr>
+        <w:t xml:space="preserve"> — it</w:t>
+      </w:r>
+      <w:proofErr w:type="gramEnd"/>
+      <w:r>
+        <w:rPr>
+          <w:rFonts w:ascii="Times New Roman" w:eastAsia="Times New Roman" w:hAnsi="Times New Roman" w:cs="Times New Roman"/>
+          <w:kern w:val="0"/>
+          <w14:ligatures w14:val="none"/>
+        </w:rPr>
+        <w:t xml:space="preserve"> creates the repo, pushes all 3 commits, and cuts </w:t>
+      </w:r>
+      <w:r>
+        <w:rPr>
+          <w:rFonts w:ascii="Courier New" w:eastAsia="Times New Roman" w:hAnsi="Courier New" w:cs="Courier New"/>
+          <w:kern w:val="0"/>
+          <w:sz w:val="20"/>
+          <w:szCs w:val="20"/>
+          <w14:ligatures w14:val="none"/>
+        </w:rPr>
+        <w:t>v1.</w:t>
+      </w:r>
+      <w:proofErr w:type="gramStart"/>
+      <w:r>
+        <w:rPr>
+          <w:rFonts w:ascii="Courier New" w:eastAsia="Times New Roman" w:hAnsi="Courier New" w:cs="Courier New"/>
+          <w:kern w:val="0"/>
+          <w:sz w:val="20"/>
+          <w:szCs w:val="20"/>
+          <w14:ligatures w14:val="none"/>
+        </w:rPr>
+        <w:t>0.0</w:t>
+      </w:r>
+      <w:proofErr w:type="gramEnd"/>
+      <w:r>
+        <w:rPr>
+          <w:rFonts w:ascii="Times New Roman" w:eastAsia="Times New Roman" w:hAnsi="Times New Roman" w:cs="Times New Roman"/>
+          <w:kern w:val="0"/>
+          <w14:ligatures w14:val="none"/>
+        </w:rPr>
+        <w:t>.</w:t>
+      </w:r>
+    </w:p>
+    <w:p>
+      <w:pPr>
+        <w:spacing w:before="100" w:beforeAutospacing="1" w:after="100" w:afterAutospacing="1" w:line="240" w:lineRule="auto"/>
+        <w:rPr>
+          <w:rFonts w:ascii="Times New Roman" w:eastAsia="Times New Roman" w:hAnsi="Times New Roman" w:cs="Times New Roman"/>
+          <w:kern w:val="0"/>
+          <w14:ligatures w14:val="none"/>
+        </w:rPr>
+      </w:pPr>
+      <w:r>
+        <w:rPr>
+          <w:rFonts w:ascii="Times New Roman" w:eastAsia="Times New Roman" w:hAnsi="Times New Roman" w:cs="Times New Roman"/>
+          <w:b/>
+          <w:bCs/>
+          <w:kern w:val="0"/>
+          <w14:ligatures w14:val="none"/>
+        </w:rPr>
+        <w:t>Option B — manual remote:</w:t>
+      </w:r>
+    </w:p>
+    <w:p>
+      <w:pPr>
+        <w:tabs>
+          <w:tab w:val="left" w:pos="916"/>
+          <w:tab w:val="left" w:pos="1832"/>
+          <w:tab w:val="left" w:pos="2748"/>
+          <w:tab w:val="left" w:pos="3664"/>
+          <w:tab w:val="left" w:pos="4580"/>
+          <w:tab w:val="left" w:pos="5496"/>
+          <w:tab w:val="left" w:pos="6412"/>
+          <w:tab w:val="left" w:pos="7328"/>
+          <w:tab w:val="left" w:pos="8244"/>
+          <w:tab w:val="left" w:pos="9160"/>
+          <w:tab w:val="left" w:pos="10076"/>
+          <w:tab w:val="left" w:pos="10992"/>
+          <w:tab w:val="left" w:pos="11908"/>
+          <w:tab w:val="left" w:pos="12824"/>
+          <w:tab w:val="left" w:pos="13740"/>
+          <w:tab w:val="left" w:pos="14656"/>
+        </w:tabs>
+        <w:spacing w:after="0" w:line="240" w:lineRule="auto"/>
+        <w:rPr>
+          <w:rFonts w:ascii="Courier New" w:eastAsia="Times New Roman" w:hAnsi="Courier New" w:cs="Courier New"/>
+          <w:kern w:val="0"/>
+          <w:sz w:val="20"/>
+          <w:szCs w:val="20"/>
+          <w14:ligatures w14:val="none"/>
+        </w:rPr>
+      </w:pPr>
+      <w:r>
+        <w:rPr>
+          <w:rFonts w:ascii="Courier New" w:eastAsia="Times New Roman" w:hAnsi="Courier New" w:cs="Courier New"/>
+          <w:kern w:val="0"/>
+          <w:sz w:val="20"/>
+          <w:szCs w:val="20"/>
+          <w14:ligatures w14:val="none"/>
+        </w:rPr>
+        <w:t xml:space="preserve">cd "I:\Plasma immune </w:t>
+      </w:r>
+      <w:proofErr w:type="spellStart"/>
+      <w:r>
+        <w:rPr>
+          <w:rFonts w:ascii="Courier New" w:eastAsia="Times New Roman" w:hAnsi="Courier New" w:cs="Courier New"/>
+          <w:kern w:val="0"/>
+          <w:sz w:val="20"/>
+          <w:szCs w:val="20"/>
+          <w14:ligatures w14:val="none"/>
+        </w:rPr>
+        <w:t>atalas</w:t>
+      </w:r>
+      <w:proofErr w:type="spellEnd"/>
+      <w:r>
+        <w:rPr>
+          <w:rFonts w:ascii="Courier New" w:eastAsia="Times New Roman" w:hAnsi="Courier New" w:cs="Courier New"/>
+          <w:kern w:val="0"/>
+          <w:sz w:val="20"/>
+          <w:szCs w:val="20"/>
+          <w14:ligatures w14:val="none"/>
+        </w:rPr>
+        <w:t>\</w:t>
+      </w:r>
+      <w:proofErr w:type="spellStart"/>
+      <w:r>
+        <w:rPr>
+          <w:rFonts w:ascii="Courier New" w:eastAsia="Times New Roman" w:hAnsi="Courier New" w:cs="Courier New"/>
+          <w:kern w:val="0"/>
+          <w:sz w:val="20"/>
+          <w:szCs w:val="20"/>
+          <w14:ligatures w14:val="none"/>
+        </w:rPr>
+        <w:t>github</w:t>
+      </w:r>
+      <w:proofErr w:type="spellEnd"/>
+      <w:r>
+        <w:rPr>
+          <w:rFonts w:ascii="Courier New" w:eastAsia="Times New Roman" w:hAnsi="Courier New" w:cs="Courier New"/>
+          <w:kern w:val="0"/>
+          <w:sz w:val="20"/>
+          <w:szCs w:val="20"/>
+          <w14:ligatures w14:val="none"/>
+        </w:rPr>
+        <w:t>"</w:t>
+      </w:r>
+    </w:p>
+    <w:p>
+      <w:pPr>
+        <w:tabs>
+          <w:tab w:val="left" w:pos="916"/>
+          <w:tab w:val="left" w:pos="1832"/>
+          <w:tab w:val="left" w:pos="2748"/>
+          <w:tab w:val="left" w:pos="3664"/>
+          <w:tab w:val="left" w:pos="4580"/>
+          <w:tab w:val="left" w:pos="5496"/>
+          <w:tab w:val="left" w:pos="6412"/>
+          <w:tab w:val="left" w:pos="7328"/>
+          <w:tab w:val="left" w:pos="8244"/>
+          <w:tab w:val="left" w:pos="9160"/>
+          <w:tab w:val="left" w:pos="10076"/>
+          <w:tab w:val="left" w:pos="10992"/>
+          <w:tab w:val="left" w:pos="11908"/>
+          <w:tab w:val="left" w:pos="12824"/>
+          <w:tab w:val="left" w:pos="13740"/>
+          <w:tab w:val="left" w:pos="14656"/>
+        </w:tabs>
+        <w:spacing w:after="0" w:line="240" w:lineRule="auto"/>
+        <w:rPr>
+          <w:rFonts w:ascii="Courier New" w:eastAsia="Times New Roman" w:hAnsi="Courier New" w:cs="Courier New"/>
+          <w:kern w:val="0"/>
+          <w:sz w:val="20"/>
+          <w:szCs w:val="20"/>
+          <w14:ligatures w14:val="none"/>
+        </w:rPr>
+      </w:pPr>
+      <w:r>
+        <w:rPr>
+          <w:rFonts w:ascii="Courier New" w:eastAsia="Times New Roman" w:hAnsi="Courier New" w:cs="Courier New"/>
+          <w:kern w:val="0"/>
+          <w:sz w:val="20"/>
+          <w:szCs w:val="20"/>
+          <w14:ligatures w14:val="none"/>
+        </w:rPr>
+        <w:t>git remote add origin https://github.com/&lt;you&gt;/plasma-immunome-phenome-atlas.git</w:t>
+      </w:r>
+    </w:p>
+    <w:p>
+      <w:pPr>
+        <w:tabs>
+          <w:tab w:val="left" w:pos="916"/>
+          <w:tab w:val="left" w:pos="1832"/>
+          <w:tab w:val="left" w:pos="2748"/>
+          <w:tab w:val="left" w:pos="3664"/>
+          <w:tab w:val="left" w:pos="4580"/>
+          <w:tab w:val="left" w:pos="5496"/>
+          <w:tab w:val="left" w:pos="6412"/>
+          <w:tab w:val="left" w:pos="7328"/>
+          <w:tab w:val="left" w:pos="8244"/>
+          <w:tab w:val="left" w:pos="9160"/>
+          <w:tab w:val="left" w:pos="10076"/>
+          <w:tab w:val="left" w:pos="10992"/>
+          <w:tab w:val="left" w:pos="11908"/>
+          <w:tab w:val="left" w:pos="12824"/>
+          <w:tab w:val="left" w:pos="13740"/>
+          <w:tab w:val="left" w:pos="14656"/>
+        </w:tabs>
+        <w:spacing w:after="0" w:line="240" w:lineRule="auto"/>
+        <w:rPr>
+          <w:rFonts w:ascii="Courier New" w:eastAsia="Times New Roman" w:hAnsi="Courier New" w:cs="Courier New"/>
+          <w:kern w:val="0"/>
+          <w:sz w:val="20"/>
+          <w:szCs w:val="20"/>
+          <w14:ligatures w14:val="none"/>
+        </w:rPr>
+      </w:pPr>
+      <w:r>
+        <w:rPr>
+          <w:rFonts w:ascii="Courier New" w:eastAsia="Times New Roman" w:hAnsi="Courier New" w:cs="Courier New"/>
+          <w:kern w:val="0"/>
+          <w:sz w:val="20"/>
+          <w:szCs w:val="20"/>
+          <w14:ligatures w14:val="none"/>
+        </w:rPr>
+        <w:lastRenderedPageBreak/>
+        <w:t>git push -u origin main</w:t>
+      </w:r>
+    </w:p>
+    <w:p>
+      <w:pPr>
+        <w:spacing w:before="100" w:beforeAutospacing="1" w:after="100" w:afterAutospacing="1" w:line="240" w:lineRule="auto"/>
+        <w:rPr>
+          <w:rFonts w:ascii="Times New Roman" w:eastAsia="Times New Roman" w:hAnsi="Times New Roman" w:cs="Times New Roman"/>
+          <w:kern w:val="0"/>
+          <w14:ligatures w14:val="none"/>
+        </w:rPr>
+      </w:pPr>
+      <w:r>
+        <w:rPr>
+          <w:rFonts w:ascii="Times New Roman" w:eastAsia="Times New Roman" w:hAnsi="Times New Roman" w:cs="Times New Roman"/>
+          <w:kern w:val="0"/>
+          <w14:ligatures w14:val="none"/>
+        </w:rPr>
+        <w:t xml:space="preserve">Once a remote exists, </w:t>
+      </w:r>
+      <w:r>
+        <w:rPr>
+          <w:rFonts w:ascii="Courier New" w:eastAsia="Times New Roman" w:hAnsi="Courier New" w:cs="Courier New"/>
+          <w:kern w:val="0"/>
+          <w:sz w:val="20"/>
+          <w:szCs w:val="20"/>
+          <w14:ligatures w14:val="none"/>
+        </w:rPr>
+        <w:t>publish.bat</w:t>
+      </w:r>
+      <w:r>
+        <w:rPr>
+          <w:rFonts w:ascii="Times New Roman" w:eastAsia="Times New Roman" w:hAnsi="Times New Roman" w:cs="Times New Roman"/>
+          <w:kern w:val="0"/>
+          <w14:ligatures w14:val="none"/>
+        </w:rPr>
+        <w:t>/</w:t>
+      </w:r>
+      <w:r>
+        <w:rPr>
+          <w:rFonts w:ascii="Courier New" w:eastAsia="Times New Roman" w:hAnsi="Courier New" w:cs="Courier New"/>
+          <w:kern w:val="0"/>
+          <w:sz w:val="20"/>
+          <w:szCs w:val="20"/>
+          <w14:ligatures w14:val="none"/>
+        </w:rPr>
+        <w:t>publish.sh</w:t>
+      </w:r>
+      <w:r>
+        <w:rPr>
+          <w:rFonts w:ascii="Times New Roman" w:eastAsia="Times New Roman" w:hAnsi="Times New Roman" w:cs="Times New Roman"/>
+          <w:kern w:val="0"/>
+          <w14:ligatures w14:val="none"/>
+        </w:rPr>
+        <w:t xml:space="preserve"> will handle future updates too. Want me to install </w:t>
+      </w:r>
+      <w:proofErr w:type="spellStart"/>
+      <w:r>
+        <w:rPr>
+          <w:rFonts w:ascii="Courier New" w:eastAsia="Times New Roman" w:hAnsi="Courier New" w:cs="Courier New"/>
+          <w:kern w:val="0"/>
+          <w:sz w:val="20"/>
+          <w:szCs w:val="20"/>
+          <w14:ligatures w14:val="none"/>
+        </w:rPr>
+        <w:t>gh</w:t>
+      </w:r>
+      <w:proofErr w:type="spellEnd"/>
+      <w:r>
+        <w:rPr>
+          <w:rFonts w:ascii="Times New Roman" w:eastAsia="Times New Roman" w:hAnsi="Times New Roman" w:cs="Times New Roman"/>
+          <w:kern w:val="0"/>
+          <w14:ligatures w14:val="none"/>
+        </w:rPr>
+        <w:t xml:space="preserve"> for you (via </w:t>
+      </w:r>
+      <w:proofErr w:type="spellStart"/>
+      <w:r>
+        <w:rPr>
+          <w:rFonts w:ascii="Courier New" w:eastAsia="Times New Roman" w:hAnsi="Courier New" w:cs="Courier New"/>
+          <w:kern w:val="0"/>
+          <w:sz w:val="20"/>
+          <w:szCs w:val="20"/>
+          <w14:ligatures w14:val="none"/>
+        </w:rPr>
+        <w:t>winget</w:t>
+      </w:r>
+      <w:proofErr w:type="spellEnd"/>
+      <w:r>
+        <w:rPr>
+          <w:rFonts w:ascii="Courier New" w:eastAsia="Times New Roman" w:hAnsi="Courier New" w:cs="Courier New"/>
+          <w:kern w:val="0"/>
+          <w:sz w:val="20"/>
+          <w:szCs w:val="20"/>
+          <w14:ligatures w14:val="none"/>
+        </w:rPr>
+        <w:t xml:space="preserve"> install </w:t>
+      </w:r>
+      <w:proofErr w:type="spellStart"/>
+      <w:r>
+        <w:rPr>
+          <w:rFonts w:ascii="Courier New" w:eastAsia="Times New Roman" w:hAnsi="Courier New" w:cs="Courier New"/>
+          <w:kern w:val="0"/>
+          <w:sz w:val="20"/>
+          <w:szCs w:val="20"/>
+          <w14:ligatures w14:val="none"/>
+        </w:rPr>
+        <w:t>GitHub.cli</w:t>
+      </w:r>
+      <w:proofErr w:type="spellEnd"/>
+      <w:r>
+        <w:rPr>
+          <w:rFonts w:ascii="Times New Roman" w:eastAsia="Times New Roman" w:hAnsi="Times New Roman" w:cs="Times New Roman"/>
+          <w:kern w:val="0"/>
+          <w14:ligatures w14:val="none"/>
+        </w:rPr>
+        <w:t>), or are you pushing manually?</w:t>
       </w:r>
     </w:p>
     <w:p/>
@@ -1469,9 +3231,122 @@
 <file path=word/numbering.xml><?xml version="1.0" encoding="utf-8"?>
 <w:numbering xmlns:wpc="http://schemas.microsoft.com/office/word/2010/wordprocessingCanvas" xmlns:cx="http://schemas.microsoft.com/office/drawing/2014/chartex" xmlns:cx1="http://schemas.microsoft.com/office/drawing/2015/9/8/chartex" xmlns:cx2="http://schemas.microsoft.com/office/drawing/2015/10/21/chartex" xmlns:cx3="http://schemas.microsoft.com/office/drawing/2016/5/9/chartex" xmlns:cx4="http://schemas.microsoft.com/office/drawing/2016/5/10/chartex" xmlns:cx5="http://schemas.microsoft.com/office/drawing/2016/5/11/chartex" xmlns:cx6="http://schemas.microsoft.com/office/drawing/2016/5/12/chartex" xmlns:cx7="http://schemas.microsoft.com/office/drawing/2016/5/13/chartex" xmlns:cx8="http://schemas.microsoft.com/office/drawing/2016/5/14/chartex" xmlns:mc="http://schemas.openxmlformats.org/markup-compatibility/2006" xmlns:aink="http://schemas.microsoft.com/office/drawing/2016/ink" xmlns:am3d="http://schemas.microsoft.com/office/drawing/2017/model3d" xmlns:o="urn:schemas-microsoft-com:office:office" xmlns:oel="http://schemas.microsoft.com/office/2019/extlst" xmlns:r="http://schemas.openxmlformats.org/officeDocument/2006/relationships" xmlns:m="http://schemas.openxmlformats.org/officeDocument/2006/math" xmlns:v="urn:schemas-microsoft-com:vml" xmlns:wp14="http://schemas.microsoft.com/office/word/2010/wordprocessingDrawing" xmlns:wp="http://schemas.openxmlformats.org/drawingml/2006/wordprocessingDrawing" xmlns:w10="urn:schemas-microsoft-com:office:word" xmlns:w="http://schemas.openxmlformats.org/wordprocessingml/2006/main" xmlns:w14="http://schemas.microsoft.com/office/word/2010/wordml" xmlns:w15="http://schemas.microsoft.com/office/word/2012/wordml" xmlns:w16cex="http://schemas.microsoft.com/office/word/2018/wordml/cex" xmlns:w16cid="http://schemas.microsoft.com/office/word/2016/wordml/cid" xmlns:w16="http://schemas.microsoft.com/office/word/2018/wordml" xmlns:w16du="http://schemas.microsoft.com/office/word/2023/wordml/word16du" xmlns:w16sdtdh="http://schemas.microsoft.com/office/word/2020/wordml/sdtdatahash" xmlns:w16sdtfl="http://schemas.microsoft.com/office/word/2024/wordml/sdtformatlock" xmlns:w16se="http://schemas.microsoft.com/office/word/2015/wordml/symex" xmlns:wpg="http://schemas.microsoft.com/office/word/2010/wordprocessingGroup" xmlns:wpi="http://schemas.microsoft.com/office/word/2010/wordprocessingInk" xmlns:wne="http://schemas.microsoft.com/office/word/2006/wordml" xmlns:wps="http://schemas.microsoft.com/office/word/2010/wordprocessingShape" mc:Ignorable="w14 w15 w16se w16cid w16 w16cex w16sdtdh w16sdtfl w16du wp14">
   <w:abstractNum w:abstractNumId="0" w15:restartNumberingAfterBreak="0">
-    <w:nsid w:val="5C364BC7"/>
+    <w:nsid w:val="23AB131C"/>
     <w:multiLevelType w:val="multilevel"/>
-    <w:tmpl w:val="BFF492E8"/>
+    <w:tmpl w:val="ABFA2250"/>
+    <w:lvl w:ilvl="0">
+      <w:start w:val="1"/>
+      <w:numFmt w:val="decimal"/>
+      <w:lvlText w:val="%1."/>
+      <w:lvlJc w:val="left"/>
+      <w:pPr>
+        <w:tabs>
+          <w:tab w:val="num" w:pos="720"/>
+        </w:tabs>
+        <w:ind w:left="720" w:hanging="360"/>
+      </w:pPr>
+    </w:lvl>
+    <w:lvl w:ilvl="1" w:tentative="1">
+      <w:start w:val="1"/>
+      <w:numFmt w:val="decimal"/>
+      <w:lvlText w:val="%2."/>
+      <w:lvlJc w:val="left"/>
+      <w:pPr>
+        <w:tabs>
+          <w:tab w:val="num" w:pos="1440"/>
+        </w:tabs>
+        <w:ind w:left="1440" w:hanging="360"/>
+      </w:pPr>
+    </w:lvl>
+    <w:lvl w:ilvl="2" w:tentative="1">
+      <w:start w:val="1"/>
+      <w:numFmt w:val="decimal"/>
+      <w:lvlText w:val="%3."/>
+      <w:lvlJc w:val="left"/>
+      <w:pPr>
+        <w:tabs>
+          <w:tab w:val="num" w:pos="2160"/>
+        </w:tabs>
+        <w:ind w:left="2160" w:hanging="360"/>
+      </w:pPr>
+    </w:lvl>
+    <w:lvl w:ilvl="3" w:tentative="1">
+      <w:start w:val="1"/>
+      <w:numFmt w:val="decimal"/>
+      <w:lvlText w:val="%4."/>
+      <w:lvlJc w:val="left"/>
+      <w:pPr>
+        <w:tabs>
+          <w:tab w:val="num" w:pos="2880"/>
+        </w:tabs>
+        <w:ind w:left="2880" w:hanging="360"/>
+      </w:pPr>
+    </w:lvl>
+    <w:lvl w:ilvl="4" w:tentative="1">
+      <w:start w:val="1"/>
+      <w:numFmt w:val="decimal"/>
+      <w:lvlText w:val="%5."/>
+      <w:lvlJc w:val="left"/>
+      <w:pPr>
+        <w:tabs>
+          <w:tab w:val="num" w:pos="3600"/>
+        </w:tabs>
+        <w:ind w:left="3600" w:hanging="360"/>
+      </w:pPr>
+    </w:lvl>
+    <w:lvl w:ilvl="5" w:tentative="1">
+      <w:start w:val="1"/>
+      <w:numFmt w:val="decimal"/>
+      <w:lvlText w:val="%6."/>
+      <w:lvlJc w:val="left"/>
+      <w:pPr>
+        <w:tabs>
+          <w:tab w:val="num" w:pos="4320"/>
+        </w:tabs>
+        <w:ind w:left="4320" w:hanging="360"/>
+      </w:pPr>
+    </w:lvl>
+    <w:lvl w:ilvl="6" w:tentative="1">
+      <w:start w:val="1"/>
+      <w:numFmt w:val="decimal"/>
+      <w:lvlText w:val="%7."/>
+      <w:lvlJc w:val="left"/>
+      <w:pPr>
+        <w:tabs>
+          <w:tab w:val="num" w:pos="5040"/>
+        </w:tabs>
+        <w:ind w:left="5040" w:hanging="360"/>
+      </w:pPr>
+    </w:lvl>
+    <w:lvl w:ilvl="7" w:tentative="1">
+      <w:start w:val="1"/>
+      <w:numFmt w:val="decimal"/>
+      <w:lvlText w:val="%8."/>
+      <w:lvlJc w:val="left"/>
+      <w:pPr>
+        <w:tabs>
+          <w:tab w:val="num" w:pos="5760"/>
+        </w:tabs>
+        <w:ind w:left="5760" w:hanging="360"/>
+      </w:pPr>
+    </w:lvl>
+    <w:lvl w:ilvl="8" w:tentative="1">
+      <w:start w:val="1"/>
+      <w:numFmt w:val="decimal"/>
+      <w:lvlText w:val="%9."/>
+      <w:lvlJc w:val="left"/>
+      <w:pPr>
+        <w:tabs>
+          <w:tab w:val="num" w:pos="6480"/>
+        </w:tabs>
+        <w:ind w:left="6480" w:hanging="360"/>
+      </w:pPr>
+    </w:lvl>
+  </w:abstractNum>
+  <w:abstractNum w:abstractNumId="1" w15:restartNumberingAfterBreak="0">
+    <w:nsid w:val="545223C1"/>
+    <w:multiLevelType w:val="multilevel"/>
+    <w:tmpl w:val="984887E6"/>
     <w:lvl w:ilvl="0">
       <w:start w:val="1"/>
       <w:numFmt w:val="bullet"/>
@@ -1617,7 +3492,162 @@
       </w:rPr>
     </w:lvl>
   </w:abstractNum>
+  <w:abstractNum w:abstractNumId="2" w15:restartNumberingAfterBreak="0">
+    <w:nsid w:val="5C364BC7"/>
+    <w:multiLevelType w:val="multilevel"/>
+    <w:tmpl w:val="BFF492E8"/>
+    <w:lvl w:ilvl="0">
+      <w:start w:val="1"/>
+      <w:numFmt w:val="bullet"/>
+      <w:lvlText w:val=""/>
+      <w:lvlJc w:val="left"/>
+      <w:pPr>
+        <w:tabs>
+          <w:tab w:val="num" w:pos="720"/>
+        </w:tabs>
+        <w:ind w:left="720" w:hanging="360"/>
+      </w:pPr>
+      <w:rPr>
+        <w:rFonts w:ascii="Symbol" w:hAnsi="Symbol" w:hint="default"/>
+        <w:sz w:val="20"/>
+      </w:rPr>
+    </w:lvl>
+    <w:lvl w:ilvl="1" w:tentative="1">
+      <w:start w:val="1"/>
+      <w:numFmt w:val="bullet"/>
+      <w:lvlText w:val="o"/>
+      <w:lvlJc w:val="left"/>
+      <w:pPr>
+        <w:tabs>
+          <w:tab w:val="num" w:pos="1440"/>
+        </w:tabs>
+        <w:ind w:left="1440" w:hanging="360"/>
+      </w:pPr>
+      <w:rPr>
+        <w:rFonts w:ascii="Courier New" w:hAnsi="Courier New" w:hint="default"/>
+        <w:sz w:val="20"/>
+      </w:rPr>
+    </w:lvl>
+    <w:lvl w:ilvl="2" w:tentative="1">
+      <w:start w:val="1"/>
+      <w:numFmt w:val="bullet"/>
+      <w:lvlText w:val=""/>
+      <w:lvlJc w:val="left"/>
+      <w:pPr>
+        <w:tabs>
+          <w:tab w:val="num" w:pos="2160"/>
+        </w:tabs>
+        <w:ind w:left="2160" w:hanging="360"/>
+      </w:pPr>
+      <w:rPr>
+        <w:rFonts w:ascii="Wingdings" w:hAnsi="Wingdings" w:hint="default"/>
+        <w:sz w:val="20"/>
+      </w:rPr>
+    </w:lvl>
+    <w:lvl w:ilvl="3" w:tentative="1">
+      <w:start w:val="1"/>
+      <w:numFmt w:val="bullet"/>
+      <w:lvlText w:val=""/>
+      <w:lvlJc w:val="left"/>
+      <w:pPr>
+        <w:tabs>
+          <w:tab w:val="num" w:pos="2880"/>
+        </w:tabs>
+        <w:ind w:left="2880" w:hanging="360"/>
+      </w:pPr>
+      <w:rPr>
+        <w:rFonts w:ascii="Wingdings" w:hAnsi="Wingdings" w:hint="default"/>
+        <w:sz w:val="20"/>
+      </w:rPr>
+    </w:lvl>
+    <w:lvl w:ilvl="4" w:tentative="1">
+      <w:start w:val="1"/>
+      <w:numFmt w:val="bullet"/>
+      <w:lvlText w:val=""/>
+      <w:lvlJc w:val="left"/>
+      <w:pPr>
+        <w:tabs>
+          <w:tab w:val="num" w:pos="3600"/>
+        </w:tabs>
+        <w:ind w:left="3600" w:hanging="360"/>
+      </w:pPr>
+      <w:rPr>
+        <w:rFonts w:ascii="Wingdings" w:hAnsi="Wingdings" w:hint="default"/>
+        <w:sz w:val="20"/>
+      </w:rPr>
+    </w:lvl>
+    <w:lvl w:ilvl="5" w:tentative="1">
+      <w:start w:val="1"/>
+      <w:numFmt w:val="bullet"/>
+      <w:lvlText w:val=""/>
+      <w:lvlJc w:val="left"/>
+      <w:pPr>
+        <w:tabs>
+          <w:tab w:val="num" w:pos="4320"/>
+        </w:tabs>
+        <w:ind w:left="4320" w:hanging="360"/>
+      </w:pPr>
+      <w:rPr>
+        <w:rFonts w:ascii="Wingdings" w:hAnsi="Wingdings" w:hint="default"/>
+        <w:sz w:val="20"/>
+      </w:rPr>
+    </w:lvl>
+    <w:lvl w:ilvl="6" w:tentative="1">
+      <w:start w:val="1"/>
+      <w:numFmt w:val="bullet"/>
+      <w:lvlText w:val=""/>
+      <w:lvlJc w:val="left"/>
+      <w:pPr>
+        <w:tabs>
+          <w:tab w:val="num" w:pos="5040"/>
+        </w:tabs>
+        <w:ind w:left="5040" w:hanging="360"/>
+      </w:pPr>
+      <w:rPr>
+        <w:rFonts w:ascii="Wingdings" w:hAnsi="Wingdings" w:hint="default"/>
+        <w:sz w:val="20"/>
+      </w:rPr>
+    </w:lvl>
+    <w:lvl w:ilvl="7" w:tentative="1">
+      <w:start w:val="1"/>
+      <w:numFmt w:val="bullet"/>
+      <w:lvlText w:val=""/>
+      <w:lvlJc w:val="left"/>
+      <w:pPr>
+        <w:tabs>
+          <w:tab w:val="num" w:pos="5760"/>
+        </w:tabs>
+        <w:ind w:left="5760" w:hanging="360"/>
+      </w:pPr>
+      <w:rPr>
+        <w:rFonts w:ascii="Wingdings" w:hAnsi="Wingdings" w:hint="default"/>
+        <w:sz w:val="20"/>
+      </w:rPr>
+    </w:lvl>
+    <w:lvl w:ilvl="8" w:tentative="1">
+      <w:start w:val="1"/>
+      <w:numFmt w:val="bullet"/>
+      <w:lvlText w:val=""/>
+      <w:lvlJc w:val="left"/>
+      <w:pPr>
+        <w:tabs>
+          <w:tab w:val="num" w:pos="6480"/>
+        </w:tabs>
+        <w:ind w:left="6480" w:hanging="360"/>
+      </w:pPr>
+      <w:rPr>
+        <w:rFonts w:ascii="Wingdings" w:hAnsi="Wingdings" w:hint="default"/>
+        <w:sz w:val="20"/>
+      </w:rPr>
+    </w:lvl>
+  </w:abstractNum>
   <w:num w:numId="1" w16cid:durableId="706683316">
+    <w:abstractNumId w:val="2"/>
+  </w:num>
+  <w:num w:numId="2" w16cid:durableId="2005861846">
+    <w:abstractNumId w:val="1"/>
+  </w:num>
+  <w:num w:numId="3" w16cid:durableId="1773550078">
     <w:abstractNumId w:val="0"/>
   </w:num>
 </w:numbering>
